--- a/reports/лабораторная работа №3- отчет.docx
+++ b/reports/лабораторная работа №3- отчет.docx
@@ -166,7 +166,7 @@
           <w:szCs w:val="32"/>
           <w:lang w:eastAsia="ru-RU"/>
         </w:rPr>
-        <w:t>2</w:t>
+        <w:t>3</w:t>
       </w:r>
     </w:p>
     <w:bookmarkEnd w:id="1"/>
@@ -5039,6 +5039,7 @@
           <w:color w:val="0000FF"/>
           <w:sz w:val="19"/>
           <w:szCs w:val="19"/>
+          <w:lang w:val="en-US"/>
           <w14:ligatures w14:val="standardContextual"/>
         </w:rPr>
       </w:pPr>
@@ -5053,27 +5054,16 @@
         </w:rPr>
         <w:t xml:space="preserve">                </w:t>
       </w:r>
-      <w:proofErr w:type="spellStart"/>
-      <w:r>
-        <w:rPr>
-          <w:rFonts w:ascii="Cascadia Mono" w:eastAsiaTheme="minorHAnsi" w:hAnsi="Cascadia Mono" w:cs="Cascadia Mono"/>
-          <w:color w:val="0000FF"/>
-          <w:sz w:val="19"/>
-          <w:szCs w:val="19"/>
-          <w14:ligatures w14:val="standardContextual"/>
-        </w:rPr>
-        <w:t>currentX</w:t>
-      </w:r>
-      <w:proofErr w:type="spellEnd"/>
-      <w:r>
-        <w:rPr>
-          <w:rFonts w:ascii="Cascadia Mono" w:eastAsiaTheme="minorHAnsi" w:hAnsi="Cascadia Mono" w:cs="Cascadia Mono"/>
-          <w:color w:val="0000FF"/>
-          <w:sz w:val="19"/>
-          <w:szCs w:val="19"/>
-          <w14:ligatures w14:val="standardContextual"/>
-        </w:rPr>
-        <w:t xml:space="preserve"> += 100;</w:t>
+      <w:r>
+        <w:rPr>
+          <w:rFonts w:ascii="Cascadia Mono" w:eastAsiaTheme="minorHAnsi" w:hAnsi="Cascadia Mono" w:cs="Cascadia Mono"/>
+          <w:color w:val="0000FF"/>
+          <w:sz w:val="19"/>
+          <w:szCs w:val="19"/>
+          <w:lang w:val="en-US"/>
+          <w14:ligatures w14:val="standardContextual"/>
+        </w:rPr>
+        <w:t>currentX += 100;</w:t>
       </w:r>
     </w:p>
     <w:p>
@@ -5088,15 +5078,17 @@
           <w:color w:val="0000FF"/>
           <w:sz w:val="19"/>
           <w:szCs w:val="19"/>
-          <w14:ligatures w14:val="standardContextual"/>
-        </w:rPr>
-      </w:pPr>
-      <w:r>
-        <w:rPr>
-          <w:rFonts w:ascii="Cascadia Mono" w:eastAsiaTheme="minorHAnsi" w:hAnsi="Cascadia Mono" w:cs="Cascadia Mono"/>
-          <w:color w:val="0000FF"/>
-          <w:sz w:val="19"/>
-          <w:szCs w:val="19"/>
+          <w:lang w:val="en-US"/>
+          <w14:ligatures w14:val="standardContextual"/>
+        </w:rPr>
+      </w:pPr>
+      <w:r>
+        <w:rPr>
+          <w:rFonts w:ascii="Cascadia Mono" w:eastAsiaTheme="minorHAnsi" w:hAnsi="Cascadia Mono" w:cs="Cascadia Mono"/>
+          <w:color w:val="0000FF"/>
+          <w:sz w:val="19"/>
+          <w:szCs w:val="19"/>
+          <w:lang w:val="en-US"/>
           <w14:ligatures w14:val="standardContextual"/>
         </w:rPr>
         <w:t xml:space="preserve">            }</w:t>
@@ -5114,15 +5106,17 @@
           <w:color w:val="0000FF"/>
           <w:sz w:val="19"/>
           <w:szCs w:val="19"/>
-          <w14:ligatures w14:val="standardContextual"/>
-        </w:rPr>
-      </w:pPr>
-      <w:r>
-        <w:rPr>
-          <w:rFonts w:ascii="Cascadia Mono" w:eastAsiaTheme="minorHAnsi" w:hAnsi="Cascadia Mono" w:cs="Cascadia Mono"/>
-          <w:color w:val="0000FF"/>
-          <w:sz w:val="19"/>
-          <w:szCs w:val="19"/>
+          <w:lang w:val="en-US"/>
+          <w14:ligatures w14:val="standardContextual"/>
+        </w:rPr>
+      </w:pPr>
+      <w:r>
+        <w:rPr>
+          <w:rFonts w:ascii="Cascadia Mono" w:eastAsiaTheme="minorHAnsi" w:hAnsi="Cascadia Mono" w:cs="Cascadia Mono"/>
+          <w:color w:val="0000FF"/>
+          <w:sz w:val="19"/>
+          <w:szCs w:val="19"/>
+          <w:lang w:val="en-US"/>
           <w14:ligatures w14:val="standardContextual"/>
         </w:rPr>
         <w:t xml:space="preserve">        }</w:t>
@@ -5140,15 +5134,17 @@
           <w:color w:val="0000FF"/>
           <w:sz w:val="19"/>
           <w:szCs w:val="19"/>
-          <w14:ligatures w14:val="standardContextual"/>
-        </w:rPr>
-      </w:pPr>
-      <w:r>
-        <w:rPr>
-          <w:rFonts w:ascii="Cascadia Mono" w:eastAsiaTheme="minorHAnsi" w:hAnsi="Cascadia Mono" w:cs="Cascadia Mono"/>
-          <w:color w:val="0000FF"/>
-          <w:sz w:val="19"/>
-          <w:szCs w:val="19"/>
+          <w:lang w:val="en-US"/>
+          <w14:ligatures w14:val="standardContextual"/>
+        </w:rPr>
+      </w:pPr>
+      <w:r>
+        <w:rPr>
+          <w:rFonts w:ascii="Cascadia Mono" w:eastAsiaTheme="minorHAnsi" w:hAnsi="Cascadia Mono" w:cs="Cascadia Mono"/>
+          <w:color w:val="0000FF"/>
+          <w:sz w:val="19"/>
+          <w:szCs w:val="19"/>
+          <w:lang w:val="en-US"/>
           <w14:ligatures w14:val="standardContextual"/>
         </w:rPr>
         <w:t xml:space="preserve">    }</w:t>
@@ -5176,6 +5172,7 @@
           <w:color w:val="0000FF"/>
           <w:sz w:val="19"/>
           <w:szCs w:val="19"/>
+          <w:lang w:val="en-US"/>
           <w14:ligatures w14:val="standardContextual"/>
         </w:rPr>
         <w:t>}</w:t>
@@ -5558,11 +5555,12 @@
           <w:lang w:val="en-US"/>
         </w:rPr>
       </w:pPr>
-      <w:proofErr w:type="spellStart"/>
-      <w:r>
+      <w:r>
+        <w:rPr>
+          <w:lang w:val="en-US"/>
+        </w:rPr>
         <w:t>ShapeCreator</w:t>
       </w:r>
-      <w:proofErr w:type="spellEnd"/>
       <w:r>
         <w:rPr>
           <w:lang w:val="en-US"/>
@@ -5823,353 +5821,343 @@
           <w:lang w:val="en-US"/>
           <w14:ligatures w14:val="standardContextual"/>
         </w:rPr>
+        <w:t xml:space="preserve">} </w:t>
+      </w:r>
+    </w:p>
+    <w:p>
+      <w:pPr>
+        <w:ind w:firstLine="0"/>
+        <w:rPr>
+          <w:lang w:val="en-US"/>
+        </w:rPr>
+      </w:pPr>
+      <w:r>
+        <w:rPr>
+          <w:lang w:val="en-US"/>
+        </w:rPr>
+        <w:t>SquareCreator</w:t>
+      </w:r>
+      <w:r>
+        <w:rPr>
+          <w:lang w:val="en-US"/>
+        </w:rPr>
+        <w:t xml:space="preserve"> </w:t>
+      </w:r>
+      <w:r>
+        <w:rPr>
+          <w:lang w:val="en-US"/>
+        </w:rPr>
+        <w:t>cs:</w:t>
+      </w:r>
+    </w:p>
+    <w:p>
+      <w:pPr>
+        <w:ind w:firstLine="0"/>
+        <w:rPr>
+          <w:lang w:val="en-US"/>
+        </w:rPr>
+      </w:pPr>
+    </w:p>
+    <w:p>
+      <w:pPr>
+        <w:ind w:firstLine="0"/>
+        <w:rPr>
+          <w:rFonts w:ascii="Cascadia Mono" w:eastAsiaTheme="minorHAnsi" w:hAnsi="Cascadia Mono" w:cs="Cascadia Mono"/>
+          <w:color w:val="0000FF"/>
+          <w:sz w:val="19"/>
+          <w:szCs w:val="19"/>
+          <w:lang w:val="en-US"/>
+          <w14:ligatures w14:val="standardContextual"/>
+        </w:rPr>
+      </w:pPr>
+      <w:r>
+        <w:rPr>
+          <w:rFonts w:ascii="Cascadia Mono" w:eastAsiaTheme="minorHAnsi" w:hAnsi="Cascadia Mono" w:cs="Cascadia Mono"/>
+          <w:color w:val="0000FF"/>
+          <w:sz w:val="19"/>
+          <w:szCs w:val="19"/>
+          <w:lang w:val="en-US"/>
+          <w14:ligatures w14:val="standardContextual"/>
+        </w:rPr>
+        <w:t>namespace lab3</w:t>
+      </w:r>
+    </w:p>
+    <w:p>
+      <w:pPr>
+        <w:ind w:firstLine="0"/>
+        <w:rPr>
+          <w:rFonts w:ascii="Cascadia Mono" w:eastAsiaTheme="minorHAnsi" w:hAnsi="Cascadia Mono" w:cs="Cascadia Mono"/>
+          <w:color w:val="0000FF"/>
+          <w:sz w:val="19"/>
+          <w:szCs w:val="19"/>
+          <w:lang w:val="en-US"/>
+          <w14:ligatures w14:val="standardContextual"/>
+        </w:rPr>
+      </w:pPr>
+      <w:r>
+        <w:rPr>
+          <w:rFonts w:ascii="Cascadia Mono" w:eastAsiaTheme="minorHAnsi" w:hAnsi="Cascadia Mono" w:cs="Cascadia Mono"/>
+          <w:color w:val="0000FF"/>
+          <w:sz w:val="19"/>
+          <w:szCs w:val="19"/>
+          <w:lang w:val="en-US"/>
+          <w14:ligatures w14:val="standardContextual"/>
+        </w:rPr>
+        <w:t>{</w:t>
+      </w:r>
+    </w:p>
+    <w:p>
+      <w:pPr>
+        <w:ind w:firstLine="0"/>
+        <w:rPr>
+          <w:rFonts w:ascii="Cascadia Mono" w:eastAsiaTheme="minorHAnsi" w:hAnsi="Cascadia Mono" w:cs="Cascadia Mono"/>
+          <w:color w:val="0000FF"/>
+          <w:sz w:val="19"/>
+          <w:szCs w:val="19"/>
+          <w:lang w:val="en-US"/>
+          <w14:ligatures w14:val="standardContextual"/>
+        </w:rPr>
+      </w:pPr>
+      <w:r>
+        <w:rPr>
+          <w:rFonts w:ascii="Cascadia Mono" w:eastAsiaTheme="minorHAnsi" w:hAnsi="Cascadia Mono" w:cs="Cascadia Mono"/>
+          <w:color w:val="0000FF"/>
+          <w:sz w:val="19"/>
+          <w:szCs w:val="19"/>
+          <w:lang w:val="en-US"/>
+          <w14:ligatures w14:val="standardContextual"/>
+        </w:rPr>
+        <w:t xml:space="preserve">    public class </w:t>
+      </w:r>
+      <w:proofErr w:type="spellStart"/>
+      <w:proofErr w:type="gramStart"/>
+      <w:r>
+        <w:rPr>
+          <w:rFonts w:ascii="Cascadia Mono" w:eastAsiaTheme="minorHAnsi" w:hAnsi="Cascadia Mono" w:cs="Cascadia Mono"/>
+          <w:color w:val="0000FF"/>
+          <w:sz w:val="19"/>
+          <w:szCs w:val="19"/>
+          <w:lang w:val="en-US"/>
+          <w14:ligatures w14:val="standardContextual"/>
+        </w:rPr>
+        <w:t>SquareCreator</w:t>
+      </w:r>
+      <w:proofErr w:type="spellEnd"/>
+      <w:r>
+        <w:rPr>
+          <w:rFonts w:ascii="Cascadia Mono" w:eastAsiaTheme="minorHAnsi" w:hAnsi="Cascadia Mono" w:cs="Cascadia Mono"/>
+          <w:color w:val="0000FF"/>
+          <w:sz w:val="19"/>
+          <w:szCs w:val="19"/>
+          <w:lang w:val="en-US"/>
+          <w14:ligatures w14:val="standardContextual"/>
+        </w:rPr>
+        <w:t xml:space="preserve"> :</w:t>
+      </w:r>
+      <w:proofErr w:type="gramEnd"/>
+      <w:r>
+        <w:rPr>
+          <w:rFonts w:ascii="Cascadia Mono" w:eastAsiaTheme="minorHAnsi" w:hAnsi="Cascadia Mono" w:cs="Cascadia Mono"/>
+          <w:color w:val="0000FF"/>
+          <w:sz w:val="19"/>
+          <w:szCs w:val="19"/>
+          <w:lang w:val="en-US"/>
+          <w14:ligatures w14:val="standardContextual"/>
+        </w:rPr>
+        <w:t xml:space="preserve"> </w:t>
+      </w:r>
+      <w:proofErr w:type="spellStart"/>
+      <w:r>
+        <w:rPr>
+          <w:rFonts w:ascii="Cascadia Mono" w:eastAsiaTheme="minorHAnsi" w:hAnsi="Cascadia Mono" w:cs="Cascadia Mono"/>
+          <w:color w:val="0000FF"/>
+          <w:sz w:val="19"/>
+          <w:szCs w:val="19"/>
+          <w:lang w:val="en-US"/>
+          <w14:ligatures w14:val="standardContextual"/>
+        </w:rPr>
+        <w:t>ShapeCreator</w:t>
+      </w:r>
+      <w:proofErr w:type="spellEnd"/>
+    </w:p>
+    <w:p>
+      <w:pPr>
+        <w:ind w:firstLine="0"/>
+        <w:rPr>
+          <w:rFonts w:ascii="Cascadia Mono" w:eastAsiaTheme="minorHAnsi" w:hAnsi="Cascadia Mono" w:cs="Cascadia Mono"/>
+          <w:color w:val="0000FF"/>
+          <w:sz w:val="19"/>
+          <w:szCs w:val="19"/>
+          <w:lang w:val="en-US"/>
+          <w14:ligatures w14:val="standardContextual"/>
+        </w:rPr>
+      </w:pPr>
+      <w:r>
+        <w:rPr>
+          <w:rFonts w:ascii="Cascadia Mono" w:eastAsiaTheme="minorHAnsi" w:hAnsi="Cascadia Mono" w:cs="Cascadia Mono"/>
+          <w:color w:val="0000FF"/>
+          <w:sz w:val="19"/>
+          <w:szCs w:val="19"/>
+          <w:lang w:val="en-US"/>
+          <w14:ligatures w14:val="standardContextual"/>
+        </w:rPr>
+        <w:t xml:space="preserve">    {</w:t>
+      </w:r>
+    </w:p>
+    <w:p>
+      <w:pPr>
+        <w:ind w:firstLine="0"/>
+        <w:rPr>
+          <w:rFonts w:ascii="Cascadia Mono" w:eastAsiaTheme="minorHAnsi" w:hAnsi="Cascadia Mono" w:cs="Cascadia Mono"/>
+          <w:color w:val="0000FF"/>
+          <w:sz w:val="19"/>
+          <w:szCs w:val="19"/>
+          <w:lang w:val="en-US"/>
+          <w14:ligatures w14:val="standardContextual"/>
+        </w:rPr>
+      </w:pPr>
+      <w:r>
+        <w:rPr>
+          <w:rFonts w:ascii="Cascadia Mono" w:eastAsiaTheme="minorHAnsi" w:hAnsi="Cascadia Mono" w:cs="Cascadia Mono"/>
+          <w:color w:val="0000FF"/>
+          <w:sz w:val="19"/>
+          <w:szCs w:val="19"/>
+          <w:lang w:val="en-US"/>
+          <w14:ligatures w14:val="standardContextual"/>
+        </w:rPr>
+        <w:t xml:space="preserve">        public override </w:t>
+      </w:r>
+      <w:proofErr w:type="spellStart"/>
+      <w:r>
+        <w:rPr>
+          <w:rFonts w:ascii="Cascadia Mono" w:eastAsiaTheme="minorHAnsi" w:hAnsi="Cascadia Mono" w:cs="Cascadia Mono"/>
+          <w:color w:val="0000FF"/>
+          <w:sz w:val="19"/>
+          <w:szCs w:val="19"/>
+          <w:lang w:val="en-US"/>
+          <w14:ligatures w14:val="standardContextual"/>
+        </w:rPr>
+        <w:t>IShape</w:t>
+      </w:r>
+      <w:proofErr w:type="spellEnd"/>
+      <w:r>
+        <w:rPr>
+          <w:rFonts w:ascii="Cascadia Mono" w:eastAsiaTheme="minorHAnsi" w:hAnsi="Cascadia Mono" w:cs="Cascadia Mono"/>
+          <w:color w:val="0000FF"/>
+          <w:sz w:val="19"/>
+          <w:szCs w:val="19"/>
+          <w:lang w:val="en-US"/>
+          <w14:ligatures w14:val="standardContextual"/>
+        </w:rPr>
+        <w:t xml:space="preserve"> </w:t>
+      </w:r>
+      <w:proofErr w:type="spellStart"/>
+      <w:proofErr w:type="gramStart"/>
+      <w:r>
+        <w:rPr>
+          <w:rFonts w:ascii="Cascadia Mono" w:eastAsiaTheme="minorHAnsi" w:hAnsi="Cascadia Mono" w:cs="Cascadia Mono"/>
+          <w:color w:val="0000FF"/>
+          <w:sz w:val="19"/>
+          <w:szCs w:val="19"/>
+          <w:lang w:val="en-US"/>
+          <w14:ligatures w14:val="standardContextual"/>
+        </w:rPr>
+        <w:t>CreateShape</w:t>
+      </w:r>
+      <w:proofErr w:type="spellEnd"/>
+      <w:r>
+        <w:rPr>
+          <w:rFonts w:ascii="Cascadia Mono" w:eastAsiaTheme="minorHAnsi" w:hAnsi="Cascadia Mono" w:cs="Cascadia Mono"/>
+          <w:color w:val="0000FF"/>
+          <w:sz w:val="19"/>
+          <w:szCs w:val="19"/>
+          <w:lang w:val="en-US"/>
+          <w14:ligatures w14:val="standardContextual"/>
+        </w:rPr>
+        <w:t>(</w:t>
+      </w:r>
+      <w:proofErr w:type="gramEnd"/>
+      <w:r>
+        <w:rPr>
+          <w:rFonts w:ascii="Cascadia Mono" w:eastAsiaTheme="minorHAnsi" w:hAnsi="Cascadia Mono" w:cs="Cascadia Mono"/>
+          <w:color w:val="0000FF"/>
+          <w:sz w:val="19"/>
+          <w:szCs w:val="19"/>
+          <w:lang w:val="en-US"/>
+          <w14:ligatures w14:val="standardContextual"/>
+        </w:rPr>
+        <w:t xml:space="preserve">) =&gt; new </w:t>
+      </w:r>
+      <w:proofErr w:type="gramStart"/>
+      <w:r>
+        <w:rPr>
+          <w:rFonts w:ascii="Cascadia Mono" w:eastAsiaTheme="minorHAnsi" w:hAnsi="Cascadia Mono" w:cs="Cascadia Mono"/>
+          <w:color w:val="0000FF"/>
+          <w:sz w:val="19"/>
+          <w:szCs w:val="19"/>
+          <w:lang w:val="en-US"/>
+          <w14:ligatures w14:val="standardContextual"/>
+        </w:rPr>
+        <w:t>Square(</w:t>
+      </w:r>
+      <w:proofErr w:type="gramEnd"/>
+      <w:r>
+        <w:rPr>
+          <w:rFonts w:ascii="Cascadia Mono" w:eastAsiaTheme="minorHAnsi" w:hAnsi="Cascadia Mono" w:cs="Cascadia Mono"/>
+          <w:color w:val="0000FF"/>
+          <w:sz w:val="19"/>
+          <w:szCs w:val="19"/>
+          <w:lang w:val="en-US"/>
+          <w14:ligatures w14:val="standardContextual"/>
+        </w:rPr>
+        <w:t>);</w:t>
+      </w:r>
+    </w:p>
+    <w:p>
+      <w:pPr>
+        <w:ind w:firstLine="0"/>
+        <w:rPr>
+          <w:rFonts w:ascii="Cascadia Mono" w:eastAsiaTheme="minorHAnsi" w:hAnsi="Cascadia Mono" w:cs="Cascadia Mono"/>
+          <w:color w:val="0000FF"/>
+          <w:sz w:val="19"/>
+          <w:szCs w:val="19"/>
+          <w:lang w:val="en-US"/>
+          <w14:ligatures w14:val="standardContextual"/>
+        </w:rPr>
+      </w:pPr>
+      <w:r>
+        <w:rPr>
+          <w:rFonts w:ascii="Cascadia Mono" w:eastAsiaTheme="minorHAnsi" w:hAnsi="Cascadia Mono" w:cs="Cascadia Mono"/>
+          <w:color w:val="0000FF"/>
+          <w:sz w:val="19"/>
+          <w:szCs w:val="19"/>
+          <w:lang w:val="en-US"/>
+          <w14:ligatures w14:val="standardContextual"/>
+        </w:rPr>
+        <w:t xml:space="preserve">    }</w:t>
+      </w:r>
+    </w:p>
+    <w:p>
+      <w:pPr>
+        <w:ind w:firstLine="0"/>
+        <w:rPr>
+          <w:lang w:val="en-US"/>
+        </w:rPr>
+      </w:pPr>
+      <w:r>
+        <w:rPr>
+          <w:rFonts w:ascii="Cascadia Mono" w:eastAsiaTheme="minorHAnsi" w:hAnsi="Cascadia Mono" w:cs="Cascadia Mono"/>
+          <w:color w:val="0000FF"/>
+          <w:sz w:val="19"/>
+          <w:szCs w:val="19"/>
+          <w:lang w:val="en-US"/>
+          <w14:ligatures w14:val="standardContextual"/>
+        </w:rPr>
         <w:t>}</w:t>
       </w:r>
       <w:r>
         <w:rPr>
           <w:rFonts w:ascii="Cascadia Mono" w:eastAsiaTheme="minorHAnsi" w:hAnsi="Cascadia Mono" w:cs="Cascadia Mono"/>
-          <w:color w:val="0000FF"/>
-          <w:sz w:val="19"/>
-          <w:szCs w:val="19"/>
-          <w:lang w:val="en-US"/>
-          <w14:ligatures w14:val="standardContextual"/>
-        </w:rPr>
-        <w:t xml:space="preserve"> </w:t>
-      </w:r>
-    </w:p>
-    <w:p>
-      <w:pPr>
-        <w:ind w:firstLine="0"/>
-        <w:rPr>
-          <w:lang w:val="en-US"/>
-        </w:rPr>
-      </w:pPr>
-      <w:proofErr w:type="spellStart"/>
-      <w:r>
-        <w:t>SquareCreator</w:t>
-      </w:r>
-      <w:proofErr w:type="spellEnd"/>
-      <w:r>
-        <w:rPr>
-          <w:lang w:val="en-US"/>
-        </w:rPr>
-        <w:t xml:space="preserve"> </w:t>
-      </w:r>
-      <w:r>
-        <w:rPr>
-          <w:lang w:val="en-US"/>
-        </w:rPr>
-        <w:t>cs:</w:t>
-      </w:r>
-    </w:p>
-    <w:p>
-      <w:pPr>
-        <w:ind w:firstLine="0"/>
-        <w:rPr>
-          <w:lang w:val="en-US"/>
-        </w:rPr>
-      </w:pPr>
-    </w:p>
-    <w:p>
-      <w:pPr>
-        <w:ind w:firstLine="0"/>
-        <w:rPr>
-          <w:rFonts w:ascii="Cascadia Mono" w:eastAsiaTheme="minorHAnsi" w:hAnsi="Cascadia Mono" w:cs="Cascadia Mono"/>
-          <w:color w:val="0000FF"/>
-          <w:sz w:val="19"/>
-          <w:szCs w:val="19"/>
-          <w:lang w:val="en-US"/>
-          <w14:ligatures w14:val="standardContextual"/>
-        </w:rPr>
-      </w:pPr>
-      <w:r>
-        <w:rPr>
-          <w:rFonts w:ascii="Cascadia Mono" w:eastAsiaTheme="minorHAnsi" w:hAnsi="Cascadia Mono" w:cs="Cascadia Mono"/>
-          <w:color w:val="0000FF"/>
-          <w:sz w:val="19"/>
-          <w:szCs w:val="19"/>
-          <w:lang w:val="en-US"/>
-          <w14:ligatures w14:val="standardContextual"/>
-        </w:rPr>
-        <w:t>namespace lab3</w:t>
-      </w:r>
-    </w:p>
-    <w:p>
-      <w:pPr>
-        <w:ind w:firstLine="0"/>
-        <w:rPr>
-          <w:rFonts w:ascii="Cascadia Mono" w:eastAsiaTheme="minorHAnsi" w:hAnsi="Cascadia Mono" w:cs="Cascadia Mono"/>
-          <w:color w:val="0000FF"/>
-          <w:sz w:val="19"/>
-          <w:szCs w:val="19"/>
-          <w:lang w:val="en-US"/>
-          <w14:ligatures w14:val="standardContextual"/>
-        </w:rPr>
-      </w:pPr>
-      <w:r>
-        <w:rPr>
-          <w:rFonts w:ascii="Cascadia Mono" w:eastAsiaTheme="minorHAnsi" w:hAnsi="Cascadia Mono" w:cs="Cascadia Mono"/>
-          <w:color w:val="0000FF"/>
-          <w:sz w:val="19"/>
-          <w:szCs w:val="19"/>
-          <w:lang w:val="en-US"/>
-          <w14:ligatures w14:val="standardContextual"/>
-        </w:rPr>
-        <w:t>{</w:t>
-      </w:r>
-    </w:p>
-    <w:p>
-      <w:pPr>
-        <w:ind w:firstLine="0"/>
-        <w:rPr>
-          <w:rFonts w:ascii="Cascadia Mono" w:eastAsiaTheme="minorHAnsi" w:hAnsi="Cascadia Mono" w:cs="Cascadia Mono"/>
-          <w:color w:val="0000FF"/>
-          <w:sz w:val="19"/>
-          <w:szCs w:val="19"/>
-          <w:lang w:val="en-US"/>
-          <w14:ligatures w14:val="standardContextual"/>
-        </w:rPr>
-      </w:pPr>
-      <w:r>
-        <w:rPr>
-          <w:rFonts w:ascii="Cascadia Mono" w:eastAsiaTheme="minorHAnsi" w:hAnsi="Cascadia Mono" w:cs="Cascadia Mono"/>
-          <w:color w:val="0000FF"/>
-          <w:sz w:val="19"/>
-          <w:szCs w:val="19"/>
-          <w:lang w:val="en-US"/>
-          <w14:ligatures w14:val="standardContextual"/>
-        </w:rPr>
-        <w:t xml:space="preserve">    public class </w:t>
-      </w:r>
-      <w:proofErr w:type="spellStart"/>
-      <w:proofErr w:type="gramStart"/>
-      <w:r>
-        <w:rPr>
-          <w:rFonts w:ascii="Cascadia Mono" w:eastAsiaTheme="minorHAnsi" w:hAnsi="Cascadia Mono" w:cs="Cascadia Mono"/>
-          <w:color w:val="0000FF"/>
-          <w:sz w:val="19"/>
-          <w:szCs w:val="19"/>
-          <w:lang w:val="en-US"/>
-          <w14:ligatures w14:val="standardContextual"/>
-        </w:rPr>
-        <w:t>SquareCreator</w:t>
-      </w:r>
-      <w:proofErr w:type="spellEnd"/>
-      <w:r>
-        <w:rPr>
-          <w:rFonts w:ascii="Cascadia Mono" w:eastAsiaTheme="minorHAnsi" w:hAnsi="Cascadia Mono" w:cs="Cascadia Mono"/>
-          <w:color w:val="0000FF"/>
-          <w:sz w:val="19"/>
-          <w:szCs w:val="19"/>
-          <w:lang w:val="en-US"/>
-          <w14:ligatures w14:val="standardContextual"/>
-        </w:rPr>
-        <w:t xml:space="preserve"> :</w:t>
-      </w:r>
-      <w:proofErr w:type="gramEnd"/>
-      <w:r>
-        <w:rPr>
-          <w:rFonts w:ascii="Cascadia Mono" w:eastAsiaTheme="minorHAnsi" w:hAnsi="Cascadia Mono" w:cs="Cascadia Mono"/>
-          <w:color w:val="0000FF"/>
-          <w:sz w:val="19"/>
-          <w:szCs w:val="19"/>
-          <w:lang w:val="en-US"/>
-          <w14:ligatures w14:val="standardContextual"/>
-        </w:rPr>
-        <w:t xml:space="preserve"> </w:t>
-      </w:r>
-      <w:proofErr w:type="spellStart"/>
-      <w:r>
-        <w:rPr>
-          <w:rFonts w:ascii="Cascadia Mono" w:eastAsiaTheme="minorHAnsi" w:hAnsi="Cascadia Mono" w:cs="Cascadia Mono"/>
-          <w:color w:val="0000FF"/>
-          <w:sz w:val="19"/>
-          <w:szCs w:val="19"/>
-          <w:lang w:val="en-US"/>
-          <w14:ligatures w14:val="standardContextual"/>
-        </w:rPr>
-        <w:t>ShapeCreator</w:t>
-      </w:r>
-      <w:proofErr w:type="spellEnd"/>
-    </w:p>
-    <w:p>
-      <w:pPr>
-        <w:ind w:firstLine="0"/>
-        <w:rPr>
-          <w:rFonts w:ascii="Cascadia Mono" w:eastAsiaTheme="minorHAnsi" w:hAnsi="Cascadia Mono" w:cs="Cascadia Mono"/>
-          <w:color w:val="0000FF"/>
-          <w:sz w:val="19"/>
-          <w:szCs w:val="19"/>
-          <w:lang w:val="en-US"/>
-          <w14:ligatures w14:val="standardContextual"/>
-        </w:rPr>
-      </w:pPr>
-      <w:r>
-        <w:rPr>
-          <w:rFonts w:ascii="Cascadia Mono" w:eastAsiaTheme="minorHAnsi" w:hAnsi="Cascadia Mono" w:cs="Cascadia Mono"/>
-          <w:color w:val="0000FF"/>
-          <w:sz w:val="19"/>
-          <w:szCs w:val="19"/>
-          <w:lang w:val="en-US"/>
-          <w14:ligatures w14:val="standardContextual"/>
-        </w:rPr>
-        <w:t xml:space="preserve">    {</w:t>
-      </w:r>
-    </w:p>
-    <w:p>
-      <w:pPr>
-        <w:ind w:firstLine="0"/>
-        <w:rPr>
-          <w:rFonts w:ascii="Cascadia Mono" w:eastAsiaTheme="minorHAnsi" w:hAnsi="Cascadia Mono" w:cs="Cascadia Mono"/>
-          <w:color w:val="0000FF"/>
-          <w:sz w:val="19"/>
-          <w:szCs w:val="19"/>
-          <w:lang w:val="en-US"/>
-          <w14:ligatures w14:val="standardContextual"/>
-        </w:rPr>
-      </w:pPr>
-      <w:r>
-        <w:rPr>
-          <w:rFonts w:ascii="Cascadia Mono" w:eastAsiaTheme="minorHAnsi" w:hAnsi="Cascadia Mono" w:cs="Cascadia Mono"/>
-          <w:color w:val="0000FF"/>
-          <w:sz w:val="19"/>
-          <w:szCs w:val="19"/>
-          <w:lang w:val="en-US"/>
-          <w14:ligatures w14:val="standardContextual"/>
-        </w:rPr>
-        <w:t xml:space="preserve">        public override </w:t>
-      </w:r>
-      <w:proofErr w:type="spellStart"/>
-      <w:r>
-        <w:rPr>
-          <w:rFonts w:ascii="Cascadia Mono" w:eastAsiaTheme="minorHAnsi" w:hAnsi="Cascadia Mono" w:cs="Cascadia Mono"/>
-          <w:color w:val="0000FF"/>
-          <w:sz w:val="19"/>
-          <w:szCs w:val="19"/>
-          <w:lang w:val="en-US"/>
-          <w14:ligatures w14:val="standardContextual"/>
-        </w:rPr>
-        <w:t>IShape</w:t>
-      </w:r>
-      <w:proofErr w:type="spellEnd"/>
-      <w:r>
-        <w:rPr>
-          <w:rFonts w:ascii="Cascadia Mono" w:eastAsiaTheme="minorHAnsi" w:hAnsi="Cascadia Mono" w:cs="Cascadia Mono"/>
-          <w:color w:val="0000FF"/>
-          <w:sz w:val="19"/>
-          <w:szCs w:val="19"/>
-          <w:lang w:val="en-US"/>
-          <w14:ligatures w14:val="standardContextual"/>
-        </w:rPr>
-        <w:t xml:space="preserve"> </w:t>
-      </w:r>
-      <w:proofErr w:type="spellStart"/>
-      <w:proofErr w:type="gramStart"/>
-      <w:r>
-        <w:rPr>
-          <w:rFonts w:ascii="Cascadia Mono" w:eastAsiaTheme="minorHAnsi" w:hAnsi="Cascadia Mono" w:cs="Cascadia Mono"/>
-          <w:color w:val="0000FF"/>
-          <w:sz w:val="19"/>
-          <w:szCs w:val="19"/>
-          <w:lang w:val="en-US"/>
-          <w14:ligatures w14:val="standardContextual"/>
-        </w:rPr>
-        <w:t>CreateShape</w:t>
-      </w:r>
-      <w:proofErr w:type="spellEnd"/>
-      <w:r>
-        <w:rPr>
-          <w:rFonts w:ascii="Cascadia Mono" w:eastAsiaTheme="minorHAnsi" w:hAnsi="Cascadia Mono" w:cs="Cascadia Mono"/>
-          <w:color w:val="0000FF"/>
-          <w:sz w:val="19"/>
-          <w:szCs w:val="19"/>
-          <w:lang w:val="en-US"/>
-          <w14:ligatures w14:val="standardContextual"/>
-        </w:rPr>
-        <w:t>(</w:t>
-      </w:r>
-      <w:proofErr w:type="gramEnd"/>
-      <w:r>
-        <w:rPr>
-          <w:rFonts w:ascii="Cascadia Mono" w:eastAsiaTheme="minorHAnsi" w:hAnsi="Cascadia Mono" w:cs="Cascadia Mono"/>
-          <w:color w:val="0000FF"/>
-          <w:sz w:val="19"/>
-          <w:szCs w:val="19"/>
-          <w:lang w:val="en-US"/>
-          <w14:ligatures w14:val="standardContextual"/>
-        </w:rPr>
-        <w:t xml:space="preserve">) =&gt; new </w:t>
-      </w:r>
-      <w:proofErr w:type="gramStart"/>
-      <w:r>
-        <w:rPr>
-          <w:rFonts w:ascii="Cascadia Mono" w:eastAsiaTheme="minorHAnsi" w:hAnsi="Cascadia Mono" w:cs="Cascadia Mono"/>
-          <w:color w:val="0000FF"/>
-          <w:sz w:val="19"/>
-          <w:szCs w:val="19"/>
-          <w:lang w:val="en-US"/>
-          <w14:ligatures w14:val="standardContextual"/>
-        </w:rPr>
-        <w:t>Square(</w:t>
-      </w:r>
-      <w:proofErr w:type="gramEnd"/>
-      <w:r>
-        <w:rPr>
-          <w:rFonts w:ascii="Cascadia Mono" w:eastAsiaTheme="minorHAnsi" w:hAnsi="Cascadia Mono" w:cs="Cascadia Mono"/>
-          <w:color w:val="0000FF"/>
-          <w:sz w:val="19"/>
-          <w:szCs w:val="19"/>
-          <w:lang w:val="en-US"/>
-          <w14:ligatures w14:val="standardContextual"/>
-        </w:rPr>
-        <w:t>);</w:t>
-      </w:r>
-    </w:p>
-    <w:p>
-      <w:pPr>
-        <w:ind w:firstLine="0"/>
-        <w:rPr>
-          <w:rFonts w:ascii="Cascadia Mono" w:eastAsiaTheme="minorHAnsi" w:hAnsi="Cascadia Mono" w:cs="Cascadia Mono"/>
-          <w:color w:val="0000FF"/>
-          <w:sz w:val="19"/>
-          <w:szCs w:val="19"/>
-          <w:lang w:val="en-US"/>
-          <w14:ligatures w14:val="standardContextual"/>
-        </w:rPr>
-      </w:pPr>
-      <w:r>
-        <w:rPr>
-          <w:rFonts w:ascii="Cascadia Mono" w:eastAsiaTheme="minorHAnsi" w:hAnsi="Cascadia Mono" w:cs="Cascadia Mono"/>
-          <w:color w:val="0000FF"/>
-          <w:sz w:val="19"/>
-          <w:szCs w:val="19"/>
-          <w:lang w:val="en-US"/>
-          <w14:ligatures w14:val="standardContextual"/>
-        </w:rPr>
-        <w:t xml:space="preserve">    }</w:t>
-      </w:r>
-    </w:p>
-    <w:p>
-      <w:pPr>
-        <w:ind w:firstLine="0"/>
-        <w:rPr>
-          <w:lang w:val="en-US"/>
-        </w:rPr>
-      </w:pPr>
-      <w:r>
-        <w:rPr>
-          <w:rFonts w:ascii="Cascadia Mono" w:eastAsiaTheme="minorHAnsi" w:hAnsi="Cascadia Mono" w:cs="Cascadia Mono"/>
-          <w:color w:val="0000FF"/>
-          <w:sz w:val="19"/>
-          <w:szCs w:val="19"/>
-          <w:lang w:val="en-US"/>
-          <w14:ligatures w14:val="standardContextual"/>
-        </w:rPr>
-        <w:t>}</w:t>
-      </w:r>
-      <w:r>
-        <w:rPr>
-          <w:rFonts w:ascii="Cascadia Mono" w:eastAsiaTheme="minorHAnsi" w:hAnsi="Cascadia Mono" w:cs="Cascadia Mono"/>
           <w:color w:val="000000"/>
           <w:sz w:val="19"/>
           <w:szCs w:val="19"/>
@@ -6178,11 +6166,12 @@
         </w:rPr>
         <w:br/>
       </w:r>
-      <w:proofErr w:type="spellStart"/>
-      <w:r>
+      <w:r>
+        <w:rPr>
+          <w:lang w:val="en-US"/>
+        </w:rPr>
         <w:t>TriangleCreator</w:t>
       </w:r>
-      <w:proofErr w:type="spellEnd"/>
       <w:r>
         <w:rPr>
           <w:lang w:val="en-US"/>
@@ -7599,6 +7588,9 @@
         </w:rPr>
       </w:pPr>
       <w:r>
+        <w:rPr>
+          <w:lang w:val="en-US"/>
+        </w:rPr>
         <w:t>Square</w:t>
       </w:r>
       <w:r>
@@ -8384,12 +8376,16 @@
     <w:p>
       <w:pPr>
         <w:ind w:firstLine="0"/>
-      </w:pPr>
-      <w:proofErr w:type="spellStart"/>
-      <w:r>
+        <w:rPr>
+          <w:lang w:val="en-US"/>
+        </w:rPr>
+      </w:pPr>
+      <w:r>
+        <w:rPr>
+          <w:lang w:val="en-US"/>
+        </w:rPr>
         <w:t>Triangle</w:t>
       </w:r>
-      <w:proofErr w:type="spellEnd"/>
       <w:r>
         <w:rPr>
           <w:lang w:val="en-US"/>
@@ -9256,6 +9252,7 @@
           <w:color w:val="0000FF"/>
           <w:sz w:val="19"/>
           <w:szCs w:val="19"/>
+          <w:lang w:val="en-US"/>
           <w14:ligatures w14:val="standardContextual"/>
         </w:rPr>
       </w:pPr>
@@ -9276,6 +9273,7 @@
           <w:color w:val="0000FF"/>
           <w:sz w:val="19"/>
           <w:szCs w:val="19"/>
+          <w:lang w:val="en-US"/>
           <w14:ligatures w14:val="standardContextual"/>
         </w:rPr>
         <w:t>}</w:t>
@@ -9298,9 +9296,20 @@
           <w:color w:val="0000FF"/>
           <w:sz w:val="19"/>
           <w:szCs w:val="19"/>
-          <w14:ligatures w14:val="standardContextual"/>
-        </w:rPr>
-        <w:t xml:space="preserve">    }</w:t>
+          <w:lang w:val="en-US"/>
+          <w14:ligatures w14:val="standardContextual"/>
+        </w:rPr>
+        <w:t xml:space="preserve">    </w:t>
+      </w:r>
+      <w:r>
+        <w:rPr>
+          <w:rFonts w:ascii="Cascadia Mono" w:eastAsiaTheme="minorHAnsi" w:hAnsi="Cascadia Mono" w:cs="Cascadia Mono"/>
+          <w:color w:val="0000FF"/>
+          <w:sz w:val="19"/>
+          <w:szCs w:val="19"/>
+          <w14:ligatures w14:val="standardContextual"/>
+        </w:rPr>
+        <w:t>}</w:t>
       </w:r>
     </w:p>
     <w:p>
@@ -9345,23 +9354,16 @@
           <w:sz w:val="28"/>
           <w:szCs w:val="28"/>
         </w:rPr>
-        <w:t xml:space="preserve"> на этапе </w:t>
-      </w:r>
-      <w:r>
+        <w:t xml:space="preserve"> на этапе Абстрактная фабрика</w:t>
+      </w:r>
+    </w:p>
+    <w:p>
+      <w:pPr>
+        <w:pStyle w:val="4"/>
         <w:rPr>
           <w:sz w:val="28"/>
           <w:szCs w:val="28"/>
         </w:rPr>
-        <w:t>Абстрактная фабрика</w:t>
-      </w:r>
-    </w:p>
-    <w:p>
-      <w:pPr>
-        <w:pStyle w:val="4"/>
-        <w:rPr>
-          <w:sz w:val="28"/>
-          <w:szCs w:val="28"/>
-        </w:rPr>
       </w:pPr>
     </w:p>
     <w:p>
@@ -10629,6 +10631,7 @@
           <w:color w:val="0000FF"/>
           <w:sz w:val="19"/>
           <w:szCs w:val="19"/>
+          <w:lang w:val="en-US"/>
           <w14:ligatures w14:val="standardContextual"/>
         </w:rPr>
       </w:pPr>
@@ -10649,6 +10652,7 @@
           <w:color w:val="0000FF"/>
           <w:sz w:val="19"/>
           <w:szCs w:val="19"/>
+          <w:lang w:val="en-US"/>
           <w14:ligatures w14:val="standardContextual"/>
         </w:rPr>
         <w:t>&lt;/Grid&gt;</w:t>
@@ -10662,40 +10666,20 @@
           <w:color w:val="0000FF"/>
           <w:sz w:val="19"/>
           <w:szCs w:val="19"/>
-          <w14:ligatures w14:val="standardContextual"/>
-        </w:rPr>
-      </w:pPr>
-      <w:r>
-        <w:rPr>
-          <w:rFonts w:ascii="Cascadia Mono" w:eastAsiaTheme="minorHAnsi" w:hAnsi="Cascadia Mono" w:cs="Cascadia Mono"/>
-          <w:color w:val="0000FF"/>
-          <w:sz w:val="19"/>
-          <w:szCs w:val="19"/>
-          <w14:ligatures w14:val="standardContextual"/>
-        </w:rPr>
-        <w:t>&lt;/</w:t>
-      </w:r>
-      <w:proofErr w:type="spellStart"/>
-      <w:r>
-        <w:rPr>
-          <w:rFonts w:ascii="Cascadia Mono" w:eastAsiaTheme="minorHAnsi" w:hAnsi="Cascadia Mono" w:cs="Cascadia Mono"/>
-          <w:color w:val="0000FF"/>
-          <w:sz w:val="19"/>
-          <w:szCs w:val="19"/>
-          <w14:ligatures w14:val="standardContextual"/>
-        </w:rPr>
-        <w:t>Window</w:t>
-      </w:r>
-      <w:proofErr w:type="spellEnd"/>
-      <w:r>
-        <w:rPr>
-          <w:rFonts w:ascii="Cascadia Mono" w:eastAsiaTheme="minorHAnsi" w:hAnsi="Cascadia Mono" w:cs="Cascadia Mono"/>
-          <w:color w:val="0000FF"/>
-          <w:sz w:val="19"/>
-          <w:szCs w:val="19"/>
-          <w14:ligatures w14:val="standardContextual"/>
-        </w:rPr>
-        <w:t>&gt;</w:t>
+          <w:lang w:val="en-US"/>
+          <w14:ligatures w14:val="standardContextual"/>
+        </w:rPr>
+      </w:pPr>
+      <w:r>
+        <w:rPr>
+          <w:rFonts w:ascii="Cascadia Mono" w:eastAsiaTheme="minorHAnsi" w:hAnsi="Cascadia Mono" w:cs="Cascadia Mono"/>
+          <w:color w:val="0000FF"/>
+          <w:sz w:val="19"/>
+          <w:szCs w:val="19"/>
+          <w:lang w:val="en-US"/>
+          <w14:ligatures w14:val="standardContextual"/>
+        </w:rPr>
+        <w:t>&lt;/Window&gt;</w:t>
       </w:r>
     </w:p>
     <w:p>
@@ -12136,80 +12120,6 @@
           <w:color w:val="0000FF"/>
           <w:sz w:val="19"/>
           <w:szCs w:val="19"/>
-          <w:lang w:val="en-US"/>
-          <w14:ligatures w14:val="standardContextual"/>
-        </w:rPr>
-      </w:pPr>
-      <w:r>
-        <w:rPr>
-          <w:rFonts w:ascii="Cascadia Mono" w:eastAsiaTheme="minorHAnsi" w:hAnsi="Cascadia Mono" w:cs="Cascadia Mono"/>
-          <w:color w:val="0000FF"/>
-          <w:sz w:val="19"/>
-          <w:szCs w:val="19"/>
-          <w:lang w:val="en-US"/>
-          <w14:ligatures w14:val="standardContextual"/>
-        </w:rPr>
-        <w:t xml:space="preserve">            }</w:t>
-      </w:r>
-    </w:p>
-    <w:p>
-      <w:pPr>
-        <w:ind w:firstLine="0"/>
-        <w:rPr>
-          <w:rFonts w:ascii="Cascadia Mono" w:eastAsiaTheme="minorHAnsi" w:hAnsi="Cascadia Mono" w:cs="Cascadia Mono"/>
-          <w:color w:val="0000FF"/>
-          <w:sz w:val="19"/>
-          <w:szCs w:val="19"/>
-          <w:lang w:val="en-US"/>
-          <w14:ligatures w14:val="standardContextual"/>
-        </w:rPr>
-      </w:pPr>
-    </w:p>
-    <w:p>
-      <w:pPr>
-        <w:ind w:firstLine="0"/>
-        <w:rPr>
-          <w:rFonts w:ascii="Cascadia Mono" w:eastAsiaTheme="minorHAnsi" w:hAnsi="Cascadia Mono" w:cs="Cascadia Mono"/>
-          <w:color w:val="0000FF"/>
-          <w:sz w:val="19"/>
-          <w:szCs w:val="19"/>
-          <w:lang w:val="en-US"/>
-          <w14:ligatures w14:val="standardContextual"/>
-        </w:rPr>
-      </w:pPr>
-      <w:r>
-        <w:rPr>
-          <w:rFonts w:ascii="Cascadia Mono" w:eastAsiaTheme="minorHAnsi" w:hAnsi="Cascadia Mono" w:cs="Cascadia Mono"/>
-          <w:color w:val="0000FF"/>
-          <w:sz w:val="19"/>
-          <w:szCs w:val="19"/>
-          <w:lang w:val="en-US"/>
-          <w14:ligatures w14:val="standardContextual"/>
-        </w:rPr>
-        <w:t xml:space="preserve">            if (factory == null) return;</w:t>
-      </w:r>
-    </w:p>
-    <w:p>
-      <w:pPr>
-        <w:ind w:firstLine="0"/>
-        <w:rPr>
-          <w:rFonts w:ascii="Cascadia Mono" w:eastAsiaTheme="minorHAnsi" w:hAnsi="Cascadia Mono" w:cs="Cascadia Mono"/>
-          <w:color w:val="0000FF"/>
-          <w:sz w:val="19"/>
-          <w:szCs w:val="19"/>
-          <w:lang w:val="en-US"/>
-          <w14:ligatures w14:val="standardContextual"/>
-        </w:rPr>
-      </w:pPr>
-    </w:p>
-    <w:p>
-      <w:pPr>
-        <w:ind w:firstLine="0"/>
-        <w:rPr>
-          <w:rFonts w:ascii="Cascadia Mono" w:eastAsiaTheme="minorHAnsi" w:hAnsi="Cascadia Mono" w:cs="Cascadia Mono"/>
-          <w:color w:val="0000FF"/>
-          <w:sz w:val="19"/>
-          <w:szCs w:val="19"/>
           <w14:ligatures w14:val="standardContextual"/>
         </w:rPr>
       </w:pPr>
@@ -12232,6 +12142,168 @@
           <w:szCs w:val="19"/>
           <w14:ligatures w14:val="standardContextual"/>
         </w:rPr>
+        <w:t>}</w:t>
+      </w:r>
+    </w:p>
+    <w:p>
+      <w:pPr>
+        <w:ind w:firstLine="0"/>
+        <w:rPr>
+          <w:rFonts w:ascii="Cascadia Mono" w:eastAsiaTheme="minorHAnsi" w:hAnsi="Cascadia Mono" w:cs="Cascadia Mono"/>
+          <w:color w:val="0000FF"/>
+          <w:sz w:val="19"/>
+          <w:szCs w:val="19"/>
+          <w14:ligatures w14:val="standardContextual"/>
+        </w:rPr>
+      </w:pPr>
+    </w:p>
+    <w:p>
+      <w:pPr>
+        <w:ind w:firstLine="0"/>
+        <w:rPr>
+          <w:rFonts w:ascii="Cascadia Mono" w:eastAsiaTheme="minorHAnsi" w:hAnsi="Cascadia Mono" w:cs="Cascadia Mono"/>
+          <w:color w:val="0000FF"/>
+          <w:sz w:val="19"/>
+          <w:szCs w:val="19"/>
+          <w14:ligatures w14:val="standardContextual"/>
+        </w:rPr>
+      </w:pPr>
+      <w:r>
+        <w:rPr>
+          <w:rFonts w:ascii="Cascadia Mono" w:eastAsiaTheme="minorHAnsi" w:hAnsi="Cascadia Mono" w:cs="Cascadia Mono"/>
+          <w:color w:val="0000FF"/>
+          <w:sz w:val="19"/>
+          <w:szCs w:val="19"/>
+          <w14:ligatures w14:val="standardContextual"/>
+        </w:rPr>
+        <w:t xml:space="preserve">            </w:t>
+      </w:r>
+      <w:r>
+        <w:rPr>
+          <w:rFonts w:ascii="Cascadia Mono" w:eastAsiaTheme="minorHAnsi" w:hAnsi="Cascadia Mono" w:cs="Cascadia Mono"/>
+          <w:color w:val="0000FF"/>
+          <w:sz w:val="19"/>
+          <w:szCs w:val="19"/>
+          <w:lang w:val="en-US"/>
+          <w14:ligatures w14:val="standardContextual"/>
+        </w:rPr>
+        <w:t>if</w:t>
+      </w:r>
+      <w:r>
+        <w:rPr>
+          <w:rFonts w:ascii="Cascadia Mono" w:eastAsiaTheme="minorHAnsi" w:hAnsi="Cascadia Mono" w:cs="Cascadia Mono"/>
+          <w:color w:val="0000FF"/>
+          <w:sz w:val="19"/>
+          <w:szCs w:val="19"/>
+          <w14:ligatures w14:val="standardContextual"/>
+        </w:rPr>
+        <w:t xml:space="preserve"> (</w:t>
+      </w:r>
+      <w:r>
+        <w:rPr>
+          <w:rFonts w:ascii="Cascadia Mono" w:eastAsiaTheme="minorHAnsi" w:hAnsi="Cascadia Mono" w:cs="Cascadia Mono"/>
+          <w:color w:val="0000FF"/>
+          <w:sz w:val="19"/>
+          <w:szCs w:val="19"/>
+          <w:lang w:val="en-US"/>
+          <w14:ligatures w14:val="standardContextual"/>
+        </w:rPr>
+        <w:t>factory</w:t>
+      </w:r>
+      <w:r>
+        <w:rPr>
+          <w:rFonts w:ascii="Cascadia Mono" w:eastAsiaTheme="minorHAnsi" w:hAnsi="Cascadia Mono" w:cs="Cascadia Mono"/>
+          <w:color w:val="0000FF"/>
+          <w:sz w:val="19"/>
+          <w:szCs w:val="19"/>
+          <w14:ligatures w14:val="standardContextual"/>
+        </w:rPr>
+        <w:t xml:space="preserve"> == </w:t>
+      </w:r>
+      <w:r>
+        <w:rPr>
+          <w:rFonts w:ascii="Cascadia Mono" w:eastAsiaTheme="minorHAnsi" w:hAnsi="Cascadia Mono" w:cs="Cascadia Mono"/>
+          <w:color w:val="0000FF"/>
+          <w:sz w:val="19"/>
+          <w:szCs w:val="19"/>
+          <w:lang w:val="en-US"/>
+          <w14:ligatures w14:val="standardContextual"/>
+        </w:rPr>
+        <w:t>null</w:t>
+      </w:r>
+      <w:r>
+        <w:rPr>
+          <w:rFonts w:ascii="Cascadia Mono" w:eastAsiaTheme="minorHAnsi" w:hAnsi="Cascadia Mono" w:cs="Cascadia Mono"/>
+          <w:color w:val="0000FF"/>
+          <w:sz w:val="19"/>
+          <w:szCs w:val="19"/>
+          <w14:ligatures w14:val="standardContextual"/>
+        </w:rPr>
+        <w:t xml:space="preserve">) </w:t>
+      </w:r>
+      <w:r>
+        <w:rPr>
+          <w:rFonts w:ascii="Cascadia Mono" w:eastAsiaTheme="minorHAnsi" w:hAnsi="Cascadia Mono" w:cs="Cascadia Mono"/>
+          <w:color w:val="0000FF"/>
+          <w:sz w:val="19"/>
+          <w:szCs w:val="19"/>
+          <w:lang w:val="en-US"/>
+          <w14:ligatures w14:val="standardContextual"/>
+        </w:rPr>
+        <w:t>return</w:t>
+      </w:r>
+      <w:r>
+        <w:rPr>
+          <w:rFonts w:ascii="Cascadia Mono" w:eastAsiaTheme="minorHAnsi" w:hAnsi="Cascadia Mono" w:cs="Cascadia Mono"/>
+          <w:color w:val="0000FF"/>
+          <w:sz w:val="19"/>
+          <w:szCs w:val="19"/>
+          <w14:ligatures w14:val="standardContextual"/>
+        </w:rPr>
+        <w:t>;</w:t>
+      </w:r>
+    </w:p>
+    <w:p>
+      <w:pPr>
+        <w:ind w:firstLine="0"/>
+        <w:rPr>
+          <w:rFonts w:ascii="Cascadia Mono" w:eastAsiaTheme="minorHAnsi" w:hAnsi="Cascadia Mono" w:cs="Cascadia Mono"/>
+          <w:color w:val="0000FF"/>
+          <w:sz w:val="19"/>
+          <w:szCs w:val="19"/>
+          <w14:ligatures w14:val="standardContextual"/>
+        </w:rPr>
+      </w:pPr>
+    </w:p>
+    <w:p>
+      <w:pPr>
+        <w:ind w:firstLine="0"/>
+        <w:rPr>
+          <w:rFonts w:ascii="Cascadia Mono" w:eastAsiaTheme="minorHAnsi" w:hAnsi="Cascadia Mono" w:cs="Cascadia Mono"/>
+          <w:color w:val="0000FF"/>
+          <w:sz w:val="19"/>
+          <w:szCs w:val="19"/>
+          <w14:ligatures w14:val="standardContextual"/>
+        </w:rPr>
+      </w:pPr>
+      <w:r>
+        <w:rPr>
+          <w:rFonts w:ascii="Cascadia Mono" w:eastAsiaTheme="minorHAnsi" w:hAnsi="Cascadia Mono" w:cs="Cascadia Mono"/>
+          <w:color w:val="0000FF"/>
+          <w:sz w:val="19"/>
+          <w:szCs w:val="19"/>
+          <w14:ligatures w14:val="standardContextual"/>
+        </w:rPr>
+        <w:t xml:space="preserve">            </w:t>
+      </w:r>
+      <w:r>
+        <w:rPr>
+          <w:rFonts w:ascii="Cascadia Mono" w:eastAsiaTheme="minorHAnsi" w:hAnsi="Cascadia Mono" w:cs="Cascadia Mono"/>
+          <w:color w:val="0000FF"/>
+          <w:sz w:val="19"/>
+          <w:szCs w:val="19"/>
+          <w14:ligatures w14:val="standardContextual"/>
+        </w:rPr>
         <w:t>// 2. Клиентский код теперь работает ТОЛЬКО с интерфейсом абстрактной фабрики.</w:t>
       </w:r>
     </w:p>
@@ -12932,14 +13004,458 @@
           <w:lang w:val="en-US"/>
         </w:rPr>
       </w:pPr>
-      <w:proofErr w:type="spellStart"/>
-      <w:r>
+      <w:r>
+        <w:rPr>
+          <w:lang w:val="en-US"/>
+        </w:rPr>
+        <w:t xml:space="preserve">IShapeFactory </w:t>
+      </w:r>
+      <w:r>
+        <w:rPr>
+          <w:lang w:val="en-US"/>
+        </w:rPr>
+        <w:t>cs:</w:t>
+      </w:r>
+    </w:p>
+    <w:p>
+      <w:pPr>
+        <w:ind w:firstLine="0"/>
+        <w:rPr>
+          <w:lang w:val="en-US"/>
+        </w:rPr>
+      </w:pPr>
+    </w:p>
+    <w:p>
+      <w:pPr>
+        <w:ind w:firstLine="0"/>
+        <w:rPr>
+          <w:rFonts w:ascii="Cascadia Mono" w:eastAsiaTheme="minorHAnsi" w:hAnsi="Cascadia Mono" w:cs="Cascadia Mono"/>
+          <w:color w:val="0000FF"/>
+          <w:sz w:val="19"/>
+          <w:szCs w:val="19"/>
+          <w:lang w:val="en-US"/>
+          <w14:ligatures w14:val="standardContextual"/>
+        </w:rPr>
+      </w:pPr>
+      <w:r>
+        <w:rPr>
+          <w:rFonts w:ascii="Cascadia Mono" w:eastAsiaTheme="minorHAnsi" w:hAnsi="Cascadia Mono" w:cs="Cascadia Mono"/>
+          <w:color w:val="0000FF"/>
+          <w:sz w:val="19"/>
+          <w:szCs w:val="19"/>
+          <w:lang w:val="en-US"/>
+          <w14:ligatures w14:val="standardContextual"/>
+        </w:rPr>
+        <w:t>namespace lab3</w:t>
+      </w:r>
+    </w:p>
+    <w:p>
+      <w:pPr>
+        <w:ind w:firstLine="0"/>
+        <w:rPr>
+          <w:rFonts w:ascii="Cascadia Mono" w:eastAsiaTheme="minorHAnsi" w:hAnsi="Cascadia Mono" w:cs="Cascadia Mono"/>
+          <w:color w:val="0000FF"/>
+          <w:sz w:val="19"/>
+          <w:szCs w:val="19"/>
+          <w:lang w:val="en-US"/>
+          <w14:ligatures w14:val="standardContextual"/>
+        </w:rPr>
+      </w:pPr>
+      <w:r>
+        <w:rPr>
+          <w:rFonts w:ascii="Cascadia Mono" w:eastAsiaTheme="minorHAnsi" w:hAnsi="Cascadia Mono" w:cs="Cascadia Mono"/>
+          <w:color w:val="0000FF"/>
+          <w:sz w:val="19"/>
+          <w:szCs w:val="19"/>
+          <w:lang w:val="en-US"/>
+          <w14:ligatures w14:val="standardContextual"/>
+        </w:rPr>
+        <w:t>{</w:t>
+      </w:r>
+    </w:p>
+    <w:p>
+      <w:pPr>
+        <w:ind w:firstLine="0"/>
+        <w:rPr>
+          <w:rFonts w:ascii="Cascadia Mono" w:eastAsiaTheme="minorHAnsi" w:hAnsi="Cascadia Mono" w:cs="Cascadia Mono"/>
+          <w:color w:val="0000FF"/>
+          <w:sz w:val="19"/>
+          <w:szCs w:val="19"/>
+          <w:lang w:val="en-US"/>
+          <w14:ligatures w14:val="standardContextual"/>
+        </w:rPr>
+      </w:pPr>
+      <w:r>
+        <w:rPr>
+          <w:rFonts w:ascii="Cascadia Mono" w:eastAsiaTheme="minorHAnsi" w:hAnsi="Cascadia Mono" w:cs="Cascadia Mono"/>
+          <w:color w:val="0000FF"/>
+          <w:sz w:val="19"/>
+          <w:szCs w:val="19"/>
+          <w:lang w:val="en-US"/>
+          <w14:ligatures w14:val="standardContextual"/>
+        </w:rPr>
+        <w:t xml:space="preserve">    public interface </w:t>
+      </w:r>
+      <w:proofErr w:type="spellStart"/>
+      <w:r>
+        <w:rPr>
+          <w:rFonts w:ascii="Cascadia Mono" w:eastAsiaTheme="minorHAnsi" w:hAnsi="Cascadia Mono" w:cs="Cascadia Mono"/>
+          <w:color w:val="0000FF"/>
+          <w:sz w:val="19"/>
+          <w:szCs w:val="19"/>
+          <w:lang w:val="en-US"/>
+          <w14:ligatures w14:val="standardContextual"/>
+        </w:rPr>
         <w:t>IShapeFactory</w:t>
       </w:r>
       <w:proofErr w:type="spellEnd"/>
-      <w:r>
+    </w:p>
+    <w:p>
+      <w:pPr>
+        <w:ind w:firstLine="0"/>
+        <w:rPr>
+          <w:rFonts w:ascii="Cascadia Mono" w:eastAsiaTheme="minorHAnsi" w:hAnsi="Cascadia Mono" w:cs="Cascadia Mono"/>
+          <w:color w:val="0000FF"/>
+          <w:sz w:val="19"/>
+          <w:szCs w:val="19"/>
+          <w:lang w:val="en-US"/>
+          <w14:ligatures w14:val="standardContextual"/>
+        </w:rPr>
+      </w:pPr>
+      <w:r>
+        <w:rPr>
+          <w:rFonts w:ascii="Cascadia Mono" w:eastAsiaTheme="minorHAnsi" w:hAnsi="Cascadia Mono" w:cs="Cascadia Mono"/>
+          <w:color w:val="0000FF"/>
+          <w:sz w:val="19"/>
+          <w:szCs w:val="19"/>
+          <w:lang w:val="en-US"/>
+          <w14:ligatures w14:val="standardContextual"/>
+        </w:rPr>
+        <w:t xml:space="preserve">    {</w:t>
+      </w:r>
+    </w:p>
+    <w:p>
+      <w:pPr>
+        <w:ind w:firstLine="0"/>
+        <w:rPr>
+          <w:rFonts w:ascii="Cascadia Mono" w:eastAsiaTheme="minorHAnsi" w:hAnsi="Cascadia Mono" w:cs="Cascadia Mono"/>
+          <w:color w:val="0000FF"/>
+          <w:sz w:val="19"/>
+          <w:szCs w:val="19"/>
+          <w:lang w:val="en-US"/>
+          <w14:ligatures w14:val="standardContextual"/>
+        </w:rPr>
+      </w:pPr>
+      <w:r>
+        <w:rPr>
+          <w:rFonts w:ascii="Cascadia Mono" w:eastAsiaTheme="minorHAnsi" w:hAnsi="Cascadia Mono" w:cs="Cascadia Mono"/>
+          <w:color w:val="0000FF"/>
+          <w:sz w:val="19"/>
+          <w:szCs w:val="19"/>
+          <w:lang w:val="en-US"/>
+          <w14:ligatures w14:val="standardContextual"/>
+        </w:rPr>
+        <w:t xml:space="preserve">        </w:t>
+      </w:r>
+      <w:proofErr w:type="spellStart"/>
+      <w:r>
+        <w:rPr>
+          <w:rFonts w:ascii="Cascadia Mono" w:eastAsiaTheme="minorHAnsi" w:hAnsi="Cascadia Mono" w:cs="Cascadia Mono"/>
+          <w:color w:val="0000FF"/>
+          <w:sz w:val="19"/>
+          <w:szCs w:val="19"/>
+          <w:lang w:val="en-US"/>
+          <w14:ligatures w14:val="standardContextual"/>
+        </w:rPr>
+        <w:t>IShape</w:t>
+      </w:r>
+      <w:proofErr w:type="spellEnd"/>
+      <w:r>
+        <w:rPr>
+          <w:rFonts w:ascii="Cascadia Mono" w:eastAsiaTheme="minorHAnsi" w:hAnsi="Cascadia Mono" w:cs="Cascadia Mono"/>
+          <w:color w:val="0000FF"/>
+          <w:sz w:val="19"/>
+          <w:szCs w:val="19"/>
+          <w:lang w:val="en-US"/>
+          <w14:ligatures w14:val="standardContextual"/>
+        </w:rPr>
         <w:t xml:space="preserve"> </w:t>
       </w:r>
+      <w:proofErr w:type="spellStart"/>
+      <w:proofErr w:type="gramStart"/>
+      <w:r>
+        <w:rPr>
+          <w:rFonts w:ascii="Cascadia Mono" w:eastAsiaTheme="minorHAnsi" w:hAnsi="Cascadia Mono" w:cs="Cascadia Mono"/>
+          <w:color w:val="0000FF"/>
+          <w:sz w:val="19"/>
+          <w:szCs w:val="19"/>
+          <w:lang w:val="en-US"/>
+          <w14:ligatures w14:val="standardContextual"/>
+        </w:rPr>
+        <w:t>CreateCircle</w:t>
+      </w:r>
+      <w:proofErr w:type="spellEnd"/>
+      <w:r>
+        <w:rPr>
+          <w:rFonts w:ascii="Cascadia Mono" w:eastAsiaTheme="minorHAnsi" w:hAnsi="Cascadia Mono" w:cs="Cascadia Mono"/>
+          <w:color w:val="0000FF"/>
+          <w:sz w:val="19"/>
+          <w:szCs w:val="19"/>
+          <w:lang w:val="en-US"/>
+          <w14:ligatures w14:val="standardContextual"/>
+        </w:rPr>
+        <w:t>(</w:t>
+      </w:r>
+      <w:proofErr w:type="gramEnd"/>
+      <w:r>
+        <w:rPr>
+          <w:rFonts w:ascii="Cascadia Mono" w:eastAsiaTheme="minorHAnsi" w:hAnsi="Cascadia Mono" w:cs="Cascadia Mono"/>
+          <w:color w:val="0000FF"/>
+          <w:sz w:val="19"/>
+          <w:szCs w:val="19"/>
+          <w:lang w:val="en-US"/>
+          <w14:ligatures w14:val="standardContextual"/>
+        </w:rPr>
+        <w:t>);</w:t>
+      </w:r>
+    </w:p>
+    <w:p>
+      <w:pPr>
+        <w:ind w:firstLine="0"/>
+        <w:rPr>
+          <w:rFonts w:ascii="Cascadia Mono" w:eastAsiaTheme="minorHAnsi" w:hAnsi="Cascadia Mono" w:cs="Cascadia Mono"/>
+          <w:color w:val="0000FF"/>
+          <w:sz w:val="19"/>
+          <w:szCs w:val="19"/>
+          <w:lang w:val="en-US"/>
+          <w14:ligatures w14:val="standardContextual"/>
+        </w:rPr>
+      </w:pPr>
+      <w:r>
+        <w:rPr>
+          <w:rFonts w:ascii="Cascadia Mono" w:eastAsiaTheme="minorHAnsi" w:hAnsi="Cascadia Mono" w:cs="Cascadia Mono"/>
+          <w:color w:val="0000FF"/>
+          <w:sz w:val="19"/>
+          <w:szCs w:val="19"/>
+          <w:lang w:val="en-US"/>
+          <w14:ligatures w14:val="standardContextual"/>
+        </w:rPr>
+        <w:t xml:space="preserve">        </w:t>
+      </w:r>
+      <w:proofErr w:type="spellStart"/>
+      <w:r>
+        <w:rPr>
+          <w:rFonts w:ascii="Cascadia Mono" w:eastAsiaTheme="minorHAnsi" w:hAnsi="Cascadia Mono" w:cs="Cascadia Mono"/>
+          <w:color w:val="0000FF"/>
+          <w:sz w:val="19"/>
+          <w:szCs w:val="19"/>
+          <w:lang w:val="en-US"/>
+          <w14:ligatures w14:val="standardContextual"/>
+        </w:rPr>
+        <w:t>IShape</w:t>
+      </w:r>
+      <w:proofErr w:type="spellEnd"/>
+      <w:r>
+        <w:rPr>
+          <w:rFonts w:ascii="Cascadia Mono" w:eastAsiaTheme="minorHAnsi" w:hAnsi="Cascadia Mono" w:cs="Cascadia Mono"/>
+          <w:color w:val="0000FF"/>
+          <w:sz w:val="19"/>
+          <w:szCs w:val="19"/>
+          <w:lang w:val="en-US"/>
+          <w14:ligatures w14:val="standardContextual"/>
+        </w:rPr>
+        <w:t xml:space="preserve"> </w:t>
+      </w:r>
+      <w:proofErr w:type="spellStart"/>
+      <w:proofErr w:type="gramStart"/>
+      <w:r>
+        <w:rPr>
+          <w:rFonts w:ascii="Cascadia Mono" w:eastAsiaTheme="minorHAnsi" w:hAnsi="Cascadia Mono" w:cs="Cascadia Mono"/>
+          <w:color w:val="0000FF"/>
+          <w:sz w:val="19"/>
+          <w:szCs w:val="19"/>
+          <w:lang w:val="en-US"/>
+          <w14:ligatures w14:val="standardContextual"/>
+        </w:rPr>
+        <w:t>CreateSquare</w:t>
+      </w:r>
+      <w:proofErr w:type="spellEnd"/>
+      <w:r>
+        <w:rPr>
+          <w:rFonts w:ascii="Cascadia Mono" w:eastAsiaTheme="minorHAnsi" w:hAnsi="Cascadia Mono" w:cs="Cascadia Mono"/>
+          <w:color w:val="0000FF"/>
+          <w:sz w:val="19"/>
+          <w:szCs w:val="19"/>
+          <w:lang w:val="en-US"/>
+          <w14:ligatures w14:val="standardContextual"/>
+        </w:rPr>
+        <w:t>(</w:t>
+      </w:r>
+      <w:proofErr w:type="gramEnd"/>
+      <w:r>
+        <w:rPr>
+          <w:rFonts w:ascii="Cascadia Mono" w:eastAsiaTheme="minorHAnsi" w:hAnsi="Cascadia Mono" w:cs="Cascadia Mono"/>
+          <w:color w:val="0000FF"/>
+          <w:sz w:val="19"/>
+          <w:szCs w:val="19"/>
+          <w:lang w:val="en-US"/>
+          <w14:ligatures w14:val="standardContextual"/>
+        </w:rPr>
+        <w:t>);</w:t>
+      </w:r>
+    </w:p>
+    <w:p>
+      <w:pPr>
+        <w:ind w:firstLine="0"/>
+        <w:rPr>
+          <w:rFonts w:ascii="Cascadia Mono" w:eastAsiaTheme="minorHAnsi" w:hAnsi="Cascadia Mono" w:cs="Cascadia Mono"/>
+          <w:color w:val="0000FF"/>
+          <w:sz w:val="19"/>
+          <w:szCs w:val="19"/>
+          <w:lang w:val="en-US"/>
+          <w14:ligatures w14:val="standardContextual"/>
+        </w:rPr>
+      </w:pPr>
+      <w:r>
+        <w:rPr>
+          <w:rFonts w:ascii="Cascadia Mono" w:eastAsiaTheme="minorHAnsi" w:hAnsi="Cascadia Mono" w:cs="Cascadia Mono"/>
+          <w:color w:val="0000FF"/>
+          <w:sz w:val="19"/>
+          <w:szCs w:val="19"/>
+          <w:lang w:val="en-US"/>
+          <w14:ligatures w14:val="standardContextual"/>
+        </w:rPr>
+        <w:t xml:space="preserve">        </w:t>
+      </w:r>
+      <w:proofErr w:type="spellStart"/>
+      <w:r>
+        <w:rPr>
+          <w:rFonts w:ascii="Cascadia Mono" w:eastAsiaTheme="minorHAnsi" w:hAnsi="Cascadia Mono" w:cs="Cascadia Mono"/>
+          <w:color w:val="0000FF"/>
+          <w:sz w:val="19"/>
+          <w:szCs w:val="19"/>
+          <w:lang w:val="en-US"/>
+          <w14:ligatures w14:val="standardContextual"/>
+        </w:rPr>
+        <w:t>IShape</w:t>
+      </w:r>
+      <w:proofErr w:type="spellEnd"/>
+      <w:r>
+        <w:rPr>
+          <w:rFonts w:ascii="Cascadia Mono" w:eastAsiaTheme="minorHAnsi" w:hAnsi="Cascadia Mono" w:cs="Cascadia Mono"/>
+          <w:color w:val="0000FF"/>
+          <w:sz w:val="19"/>
+          <w:szCs w:val="19"/>
+          <w:lang w:val="en-US"/>
+          <w14:ligatures w14:val="standardContextual"/>
+        </w:rPr>
+        <w:t xml:space="preserve"> </w:t>
+      </w:r>
+      <w:proofErr w:type="spellStart"/>
+      <w:proofErr w:type="gramStart"/>
+      <w:r>
+        <w:rPr>
+          <w:rFonts w:ascii="Cascadia Mono" w:eastAsiaTheme="minorHAnsi" w:hAnsi="Cascadia Mono" w:cs="Cascadia Mono"/>
+          <w:color w:val="0000FF"/>
+          <w:sz w:val="19"/>
+          <w:szCs w:val="19"/>
+          <w:lang w:val="en-US"/>
+          <w14:ligatures w14:val="standardContextual"/>
+        </w:rPr>
+        <w:t>CreateTriangle</w:t>
+      </w:r>
+      <w:proofErr w:type="spellEnd"/>
+      <w:r>
+        <w:rPr>
+          <w:rFonts w:ascii="Cascadia Mono" w:eastAsiaTheme="minorHAnsi" w:hAnsi="Cascadia Mono" w:cs="Cascadia Mono"/>
+          <w:color w:val="0000FF"/>
+          <w:sz w:val="19"/>
+          <w:szCs w:val="19"/>
+          <w:lang w:val="en-US"/>
+          <w14:ligatures w14:val="standardContextual"/>
+        </w:rPr>
+        <w:t>(</w:t>
+      </w:r>
+      <w:proofErr w:type="gramEnd"/>
+      <w:r>
+        <w:rPr>
+          <w:rFonts w:ascii="Cascadia Mono" w:eastAsiaTheme="minorHAnsi" w:hAnsi="Cascadia Mono" w:cs="Cascadia Mono"/>
+          <w:color w:val="0000FF"/>
+          <w:sz w:val="19"/>
+          <w:szCs w:val="19"/>
+          <w:lang w:val="en-US"/>
+          <w14:ligatures w14:val="standardContextual"/>
+        </w:rPr>
+        <w:t>);</w:t>
+      </w:r>
+    </w:p>
+    <w:p>
+      <w:pPr>
+        <w:ind w:firstLine="0"/>
+        <w:rPr>
+          <w:rFonts w:ascii="Cascadia Mono" w:eastAsiaTheme="minorHAnsi" w:hAnsi="Cascadia Mono" w:cs="Cascadia Mono"/>
+          <w:color w:val="0000FF"/>
+          <w:sz w:val="19"/>
+          <w:szCs w:val="19"/>
+          <w:lang w:val="en-US"/>
+          <w14:ligatures w14:val="standardContextual"/>
+        </w:rPr>
+      </w:pPr>
+      <w:r>
+        <w:rPr>
+          <w:rFonts w:ascii="Cascadia Mono" w:eastAsiaTheme="minorHAnsi" w:hAnsi="Cascadia Mono" w:cs="Cascadia Mono"/>
+          <w:color w:val="0000FF"/>
+          <w:sz w:val="19"/>
+          <w:szCs w:val="19"/>
+          <w:lang w:val="en-US"/>
+          <w14:ligatures w14:val="standardContextual"/>
+        </w:rPr>
+        <w:t xml:space="preserve">    }</w:t>
+      </w:r>
+    </w:p>
+    <w:p>
+      <w:pPr>
+        <w:ind w:firstLine="0"/>
+        <w:rPr>
+          <w:rFonts w:ascii="Cascadia Mono" w:eastAsiaTheme="minorHAnsi" w:hAnsi="Cascadia Mono" w:cs="Cascadia Mono"/>
+          <w:color w:val="0000FF"/>
+          <w:sz w:val="19"/>
+          <w:szCs w:val="19"/>
+          <w:lang w:val="en-US"/>
+          <w14:ligatures w14:val="standardContextual"/>
+        </w:rPr>
+      </w:pPr>
+      <w:r>
+        <w:rPr>
+          <w:rFonts w:ascii="Cascadia Mono" w:eastAsiaTheme="minorHAnsi" w:hAnsi="Cascadia Mono" w:cs="Cascadia Mono"/>
+          <w:color w:val="0000FF"/>
+          <w:sz w:val="19"/>
+          <w:szCs w:val="19"/>
+          <w:lang w:val="en-US"/>
+          <w14:ligatures w14:val="standardContextual"/>
+        </w:rPr>
+        <w:t>}</w:t>
+      </w:r>
+    </w:p>
+    <w:p>
+      <w:pPr>
+        <w:ind w:firstLine="0"/>
+        <w:rPr>
+          <w:lang w:val="en-US"/>
+        </w:rPr>
+      </w:pPr>
+      <w:r>
+        <w:rPr>
+          <w:lang w:val="en-US"/>
+        </w:rPr>
+        <w:t>BlueShapeFactory</w:t>
+      </w:r>
+      <w:r>
+        <w:rPr>
+          <w:lang w:val="en-US"/>
+        </w:rPr>
+        <w:t xml:space="preserve"> </w:t>
+      </w:r>
       <w:r>
         <w:rPr>
           <w:lang w:val="en-US"/>
@@ -12976,6 +13492,69 @@
           <w:lang w:val="en-US"/>
           <w14:ligatures w14:val="standardContextual"/>
         </w:rPr>
+        <w:t xml:space="preserve">using </w:t>
+      </w:r>
+      <w:proofErr w:type="spellStart"/>
+      <w:proofErr w:type="gramStart"/>
+      <w:r>
+        <w:rPr>
+          <w:rFonts w:ascii="Cascadia Mono" w:eastAsiaTheme="minorHAnsi" w:hAnsi="Cascadia Mono" w:cs="Cascadia Mono"/>
+          <w:color w:val="0000FF"/>
+          <w:sz w:val="19"/>
+          <w:szCs w:val="19"/>
+          <w:lang w:val="en-US"/>
+          <w14:ligatures w14:val="standardContextual"/>
+        </w:rPr>
+        <w:t>System.Windows.Media</w:t>
+      </w:r>
+      <w:proofErr w:type="spellEnd"/>
+      <w:proofErr w:type="gramEnd"/>
+      <w:r>
+        <w:rPr>
+          <w:rFonts w:ascii="Cascadia Mono" w:eastAsiaTheme="minorHAnsi" w:hAnsi="Cascadia Mono" w:cs="Cascadia Mono"/>
+          <w:color w:val="0000FF"/>
+          <w:sz w:val="19"/>
+          <w:szCs w:val="19"/>
+          <w:lang w:val="en-US"/>
+          <w14:ligatures w14:val="standardContextual"/>
+        </w:rPr>
+        <w:t>;</w:t>
+      </w:r>
+    </w:p>
+    <w:p>
+      <w:pPr>
+        <w:ind w:firstLine="0"/>
+        <w:rPr>
+          <w:rFonts w:ascii="Cascadia Mono" w:eastAsiaTheme="minorHAnsi" w:hAnsi="Cascadia Mono" w:cs="Cascadia Mono"/>
+          <w:color w:val="0000FF"/>
+          <w:sz w:val="19"/>
+          <w:szCs w:val="19"/>
+          <w:lang w:val="en-US"/>
+          <w14:ligatures w14:val="standardContextual"/>
+        </w:rPr>
+      </w:pPr>
+    </w:p>
+    <w:p>
+      <w:pPr>
+        <w:ind w:firstLine="0"/>
+        <w:rPr>
+          <w:rFonts w:ascii="Cascadia Mono" w:eastAsiaTheme="minorHAnsi" w:hAnsi="Cascadia Mono" w:cs="Cascadia Mono"/>
+          <w:color w:val="0000FF"/>
+          <w:sz w:val="19"/>
+          <w:szCs w:val="19"/>
+          <w:lang w:val="en-US"/>
+          <w14:ligatures w14:val="standardContextual"/>
+        </w:rPr>
+      </w:pPr>
+      <w:r>
+        <w:rPr>
+          <w:rFonts w:ascii="Cascadia Mono" w:eastAsiaTheme="minorHAnsi" w:hAnsi="Cascadia Mono" w:cs="Cascadia Mono"/>
+          <w:color w:val="0000FF"/>
+          <w:sz w:val="19"/>
+          <w:szCs w:val="19"/>
+          <w:lang w:val="en-US"/>
+          <w14:ligatures w14:val="standardContextual"/>
+        </w:rPr>
         <w:t>namespace lab3</w:t>
       </w:r>
     </w:p>
@@ -13024,7 +13603,44 @@
           <w:lang w:val="en-US"/>
           <w14:ligatures w14:val="standardContextual"/>
         </w:rPr>
-        <w:t xml:space="preserve">    public interface </w:t>
+        <w:t xml:space="preserve">    public class </w:t>
+      </w:r>
+      <w:proofErr w:type="spellStart"/>
+      <w:proofErr w:type="gramStart"/>
+      <w:r>
+        <w:rPr>
+          <w:rFonts w:ascii="Cascadia Mono" w:eastAsiaTheme="minorHAnsi" w:hAnsi="Cascadia Mono" w:cs="Cascadia Mono"/>
+          <w:color w:val="0000FF"/>
+          <w:sz w:val="19"/>
+          <w:szCs w:val="19"/>
+          <w:lang w:val="en-US"/>
+          <w14:ligatures w14:val="standardContextual"/>
+        </w:rPr>
+        <w:t>BlueShapeFactory</w:t>
+      </w:r>
+      <w:proofErr w:type="spellEnd"/>
+      <w:r>
+        <w:rPr>
+          <w:rFonts w:ascii="Cascadia Mono" w:eastAsiaTheme="minorHAnsi" w:hAnsi="Cascadia Mono" w:cs="Cascadia Mono"/>
+          <w:color w:val="0000FF"/>
+          <w:sz w:val="19"/>
+          <w:szCs w:val="19"/>
+          <w:lang w:val="en-US"/>
+          <w14:ligatures w14:val="standardContextual"/>
+        </w:rPr>
+        <w:t xml:space="preserve"> :</w:t>
+      </w:r>
+      <w:proofErr w:type="gramEnd"/>
+      <w:r>
+        <w:rPr>
+          <w:rFonts w:ascii="Cascadia Mono" w:eastAsiaTheme="minorHAnsi" w:hAnsi="Cascadia Mono" w:cs="Cascadia Mono"/>
+          <w:color w:val="0000FF"/>
+          <w:sz w:val="19"/>
+          <w:szCs w:val="19"/>
+          <w:lang w:val="en-US"/>
+          <w14:ligatures w14:val="standardContextual"/>
+        </w:rPr>
+        <w:t xml:space="preserve"> </w:t>
       </w:r>
       <w:proofErr w:type="spellStart"/>
       <w:r>
@@ -13085,7 +13701,7 @@
           <w:lang w:val="en-US"/>
           <w14:ligatures w14:val="standardContextual"/>
         </w:rPr>
-        <w:t xml:space="preserve">        </w:t>
+        <w:t xml:space="preserve">        public </w:t>
       </w:r>
       <w:proofErr w:type="spellStart"/>
       <w:r>
@@ -13146,6 +13762,43 @@
           <w:lang w:val="en-US"/>
           <w14:ligatures w14:val="standardContextual"/>
         </w:rPr>
+        <w:t xml:space="preserve">) =&gt; new </w:t>
+      </w:r>
+      <w:proofErr w:type="gramStart"/>
+      <w:r>
+        <w:rPr>
+          <w:rFonts w:ascii="Cascadia Mono" w:eastAsiaTheme="minorHAnsi" w:hAnsi="Cascadia Mono" w:cs="Cascadia Mono"/>
+          <w:color w:val="0000FF"/>
+          <w:sz w:val="19"/>
+          <w:szCs w:val="19"/>
+          <w:lang w:val="en-US"/>
+          <w14:ligatures w14:val="standardContextual"/>
+        </w:rPr>
+        <w:t>Circle(</w:t>
+      </w:r>
+      <w:proofErr w:type="spellStart"/>
+      <w:proofErr w:type="gramEnd"/>
+      <w:r>
+        <w:rPr>
+          <w:rFonts w:ascii="Cascadia Mono" w:eastAsiaTheme="minorHAnsi" w:hAnsi="Cascadia Mono" w:cs="Cascadia Mono"/>
+          <w:color w:val="0000FF"/>
+          <w:sz w:val="19"/>
+          <w:szCs w:val="19"/>
+          <w:lang w:val="en-US"/>
+          <w14:ligatures w14:val="standardContextual"/>
+        </w:rPr>
+        <w:t>Brushes.Blue</w:t>
+      </w:r>
+      <w:proofErr w:type="spellEnd"/>
+      <w:r>
+        <w:rPr>
+          <w:rFonts w:ascii="Cascadia Mono" w:eastAsiaTheme="minorHAnsi" w:hAnsi="Cascadia Mono" w:cs="Cascadia Mono"/>
+          <w:color w:val="0000FF"/>
+          <w:sz w:val="19"/>
+          <w:szCs w:val="19"/>
+          <w:lang w:val="en-US"/>
+          <w14:ligatures w14:val="standardContextual"/>
+        </w:rPr>
         <w:t>);</w:t>
       </w:r>
     </w:p>
@@ -13170,7 +13823,7 @@
           <w:lang w:val="en-US"/>
           <w14:ligatures w14:val="standardContextual"/>
         </w:rPr>
-        <w:t xml:space="preserve">        </w:t>
+        <w:t xml:space="preserve">        public </w:t>
       </w:r>
       <w:proofErr w:type="spellStart"/>
       <w:r>
@@ -13231,6 +13884,43 @@
           <w:lang w:val="en-US"/>
           <w14:ligatures w14:val="standardContextual"/>
         </w:rPr>
+        <w:t xml:space="preserve">) =&gt; new </w:t>
+      </w:r>
+      <w:proofErr w:type="gramStart"/>
+      <w:r>
+        <w:rPr>
+          <w:rFonts w:ascii="Cascadia Mono" w:eastAsiaTheme="minorHAnsi" w:hAnsi="Cascadia Mono" w:cs="Cascadia Mono"/>
+          <w:color w:val="0000FF"/>
+          <w:sz w:val="19"/>
+          <w:szCs w:val="19"/>
+          <w:lang w:val="en-US"/>
+          <w14:ligatures w14:val="standardContextual"/>
+        </w:rPr>
+        <w:t>Square(</w:t>
+      </w:r>
+      <w:proofErr w:type="spellStart"/>
+      <w:proofErr w:type="gramEnd"/>
+      <w:r>
+        <w:rPr>
+          <w:rFonts w:ascii="Cascadia Mono" w:eastAsiaTheme="minorHAnsi" w:hAnsi="Cascadia Mono" w:cs="Cascadia Mono"/>
+          <w:color w:val="0000FF"/>
+          <w:sz w:val="19"/>
+          <w:szCs w:val="19"/>
+          <w:lang w:val="en-US"/>
+          <w14:ligatures w14:val="standardContextual"/>
+        </w:rPr>
+        <w:t>Brushes.Blue</w:t>
+      </w:r>
+      <w:proofErr w:type="spellEnd"/>
+      <w:r>
+        <w:rPr>
+          <w:rFonts w:ascii="Cascadia Mono" w:eastAsiaTheme="minorHAnsi" w:hAnsi="Cascadia Mono" w:cs="Cascadia Mono"/>
+          <w:color w:val="0000FF"/>
+          <w:sz w:val="19"/>
+          <w:szCs w:val="19"/>
+          <w:lang w:val="en-US"/>
+          <w14:ligatures w14:val="standardContextual"/>
+        </w:rPr>
         <w:t>);</w:t>
       </w:r>
     </w:p>
@@ -13255,7 +13945,7 @@
           <w:lang w:val="en-US"/>
           <w14:ligatures w14:val="standardContextual"/>
         </w:rPr>
-        <w:t xml:space="preserve">        </w:t>
+        <w:t xml:space="preserve">        public </w:t>
       </w:r>
       <w:proofErr w:type="spellStart"/>
       <w:r>
@@ -13316,6 +14006,43 @@
           <w:lang w:val="en-US"/>
           <w14:ligatures w14:val="standardContextual"/>
         </w:rPr>
+        <w:t xml:space="preserve">) =&gt; new </w:t>
+      </w:r>
+      <w:proofErr w:type="gramStart"/>
+      <w:r>
+        <w:rPr>
+          <w:rFonts w:ascii="Cascadia Mono" w:eastAsiaTheme="minorHAnsi" w:hAnsi="Cascadia Mono" w:cs="Cascadia Mono"/>
+          <w:color w:val="0000FF"/>
+          <w:sz w:val="19"/>
+          <w:szCs w:val="19"/>
+          <w:lang w:val="en-US"/>
+          <w14:ligatures w14:val="standardContextual"/>
+        </w:rPr>
+        <w:t>Triangle(</w:t>
+      </w:r>
+      <w:proofErr w:type="spellStart"/>
+      <w:proofErr w:type="gramEnd"/>
+      <w:r>
+        <w:rPr>
+          <w:rFonts w:ascii="Cascadia Mono" w:eastAsiaTheme="minorHAnsi" w:hAnsi="Cascadia Mono" w:cs="Cascadia Mono"/>
+          <w:color w:val="0000FF"/>
+          <w:sz w:val="19"/>
+          <w:szCs w:val="19"/>
+          <w:lang w:val="en-US"/>
+          <w14:ligatures w14:val="standardContextual"/>
+        </w:rPr>
+        <w:t>Brushes.Blue</w:t>
+      </w:r>
+      <w:proofErr w:type="spellEnd"/>
+      <w:r>
+        <w:rPr>
+          <w:rFonts w:ascii="Cascadia Mono" w:eastAsiaTheme="minorHAnsi" w:hAnsi="Cascadia Mono" w:cs="Cascadia Mono"/>
+          <w:color w:val="0000FF"/>
+          <w:sz w:val="19"/>
+          <w:szCs w:val="19"/>
+          <w:lang w:val="en-US"/>
+          <w14:ligatures w14:val="standardContextual"/>
+        </w:rPr>
         <w:t>);</w:t>
       </w:r>
     </w:p>
@@ -13340,20 +14067,8 @@
           <w:lang w:val="en-US"/>
           <w14:ligatures w14:val="standardContextual"/>
         </w:rPr>
-        <w:t xml:space="preserve">    }</w:t>
-      </w:r>
-    </w:p>
-    <w:p>
-      <w:pPr>
-        <w:ind w:firstLine="0"/>
-        <w:rPr>
-          <w:rFonts w:ascii="Cascadia Mono" w:eastAsiaTheme="minorHAnsi" w:hAnsi="Cascadia Mono" w:cs="Cascadia Mono"/>
-          <w:color w:val="0000FF"/>
-          <w:sz w:val="19"/>
-          <w:szCs w:val="19"/>
-          <w14:ligatures w14:val="standardContextual"/>
-        </w:rPr>
-      </w:pPr>
+        <w:t xml:space="preserve">    </w:t>
+      </w:r>
       <w:r>
         <w:rPr>
           <w:rFonts w:ascii="Cascadia Mono" w:eastAsiaTheme="minorHAnsi" w:hAnsi="Cascadia Mono" w:cs="Cascadia Mono"/>
@@ -13370,638 +14085,21 @@
       <w:pPr>
         <w:ind w:firstLine="0"/>
         <w:rPr>
-          <w:lang w:val="en-US"/>
-        </w:rPr>
-      </w:pPr>
-      <w:proofErr w:type="spellStart"/>
-      <w:r>
-        <w:t>BlueShapeFactory</w:t>
-      </w:r>
-      <w:proofErr w:type="spellEnd"/>
-      <w:r>
-        <w:rPr>
-          <w:lang w:val="en-US"/>
-        </w:rPr>
-        <w:t xml:space="preserve"> </w:t>
-      </w:r>
-      <w:r>
-        <w:rPr>
-          <w:lang w:val="en-US"/>
-        </w:rPr>
-        <w:t>cs:</w:t>
-      </w:r>
-    </w:p>
-    <w:p>
-      <w:pPr>
-        <w:ind w:firstLine="0"/>
-        <w:rPr>
-          <w:lang w:val="en-US"/>
-        </w:rPr>
-      </w:pPr>
-    </w:p>
-    <w:p>
-      <w:pPr>
-        <w:ind w:firstLine="0"/>
-        <w:rPr>
-          <w:rFonts w:ascii="Cascadia Mono" w:eastAsiaTheme="minorHAnsi" w:hAnsi="Cascadia Mono" w:cs="Cascadia Mono"/>
-          <w:color w:val="0000FF"/>
-          <w:sz w:val="19"/>
-          <w:szCs w:val="19"/>
-          <w:lang w:val="en-US"/>
-          <w14:ligatures w14:val="standardContextual"/>
-        </w:rPr>
-      </w:pPr>
-      <w:r>
-        <w:rPr>
-          <w:rFonts w:ascii="Cascadia Mono" w:eastAsiaTheme="minorHAnsi" w:hAnsi="Cascadia Mono" w:cs="Cascadia Mono"/>
-          <w:color w:val="0000FF"/>
-          <w:sz w:val="19"/>
-          <w:szCs w:val="19"/>
-          <w:lang w:val="en-US"/>
-          <w14:ligatures w14:val="standardContextual"/>
-        </w:rPr>
-        <w:t xml:space="preserve">using </w:t>
-      </w:r>
-      <w:proofErr w:type="spellStart"/>
-      <w:proofErr w:type="gramStart"/>
-      <w:r>
-        <w:rPr>
-          <w:rFonts w:ascii="Cascadia Mono" w:eastAsiaTheme="minorHAnsi" w:hAnsi="Cascadia Mono" w:cs="Cascadia Mono"/>
-          <w:color w:val="0000FF"/>
-          <w:sz w:val="19"/>
-          <w:szCs w:val="19"/>
-          <w:lang w:val="en-US"/>
-          <w14:ligatures w14:val="standardContextual"/>
-        </w:rPr>
-        <w:t>System.Windows.Media</w:t>
-      </w:r>
-      <w:proofErr w:type="spellEnd"/>
-      <w:proofErr w:type="gramEnd"/>
-      <w:r>
-        <w:rPr>
-          <w:rFonts w:ascii="Cascadia Mono" w:eastAsiaTheme="minorHAnsi" w:hAnsi="Cascadia Mono" w:cs="Cascadia Mono"/>
-          <w:color w:val="0000FF"/>
-          <w:sz w:val="19"/>
-          <w:szCs w:val="19"/>
-          <w:lang w:val="en-US"/>
-          <w14:ligatures w14:val="standardContextual"/>
-        </w:rPr>
-        <w:t>;</w:t>
-      </w:r>
-    </w:p>
-    <w:p>
-      <w:pPr>
-        <w:ind w:firstLine="0"/>
-        <w:rPr>
-          <w:rFonts w:ascii="Cascadia Mono" w:eastAsiaTheme="minorHAnsi" w:hAnsi="Cascadia Mono" w:cs="Cascadia Mono"/>
-          <w:color w:val="0000FF"/>
-          <w:sz w:val="19"/>
-          <w:szCs w:val="19"/>
-          <w:lang w:val="en-US"/>
-          <w14:ligatures w14:val="standardContextual"/>
-        </w:rPr>
-      </w:pPr>
-    </w:p>
-    <w:p>
-      <w:pPr>
-        <w:ind w:firstLine="0"/>
-        <w:rPr>
-          <w:rFonts w:ascii="Cascadia Mono" w:eastAsiaTheme="minorHAnsi" w:hAnsi="Cascadia Mono" w:cs="Cascadia Mono"/>
-          <w:color w:val="0000FF"/>
-          <w:sz w:val="19"/>
-          <w:szCs w:val="19"/>
-          <w:lang w:val="en-US"/>
-          <w14:ligatures w14:val="standardContextual"/>
-        </w:rPr>
-      </w:pPr>
-      <w:r>
-        <w:rPr>
-          <w:rFonts w:ascii="Cascadia Mono" w:eastAsiaTheme="minorHAnsi" w:hAnsi="Cascadia Mono" w:cs="Cascadia Mono"/>
-          <w:color w:val="0000FF"/>
-          <w:sz w:val="19"/>
-          <w:szCs w:val="19"/>
-          <w:lang w:val="en-US"/>
-          <w14:ligatures w14:val="standardContextual"/>
-        </w:rPr>
-        <w:t>namespace lab3</w:t>
-      </w:r>
-    </w:p>
-    <w:p>
-      <w:pPr>
-        <w:ind w:firstLine="0"/>
-        <w:rPr>
-          <w:rFonts w:ascii="Cascadia Mono" w:eastAsiaTheme="minorHAnsi" w:hAnsi="Cascadia Mono" w:cs="Cascadia Mono"/>
-          <w:color w:val="0000FF"/>
-          <w:sz w:val="19"/>
-          <w:szCs w:val="19"/>
-          <w:lang w:val="en-US"/>
-          <w14:ligatures w14:val="standardContextual"/>
-        </w:rPr>
-      </w:pPr>
-      <w:r>
-        <w:rPr>
-          <w:rFonts w:ascii="Cascadia Mono" w:eastAsiaTheme="minorHAnsi" w:hAnsi="Cascadia Mono" w:cs="Cascadia Mono"/>
-          <w:color w:val="0000FF"/>
-          <w:sz w:val="19"/>
-          <w:szCs w:val="19"/>
-          <w:lang w:val="en-US"/>
-          <w14:ligatures w14:val="standardContextual"/>
-        </w:rPr>
-        <w:t>{</w:t>
-      </w:r>
-    </w:p>
-    <w:p>
-      <w:pPr>
-        <w:ind w:firstLine="0"/>
-        <w:rPr>
-          <w:rFonts w:ascii="Cascadia Mono" w:eastAsiaTheme="minorHAnsi" w:hAnsi="Cascadia Mono" w:cs="Cascadia Mono"/>
-          <w:color w:val="0000FF"/>
-          <w:sz w:val="19"/>
-          <w:szCs w:val="19"/>
-          <w:lang w:val="en-US"/>
-          <w14:ligatures w14:val="standardContextual"/>
-        </w:rPr>
-      </w:pPr>
-      <w:r>
-        <w:rPr>
-          <w:rFonts w:ascii="Cascadia Mono" w:eastAsiaTheme="minorHAnsi" w:hAnsi="Cascadia Mono" w:cs="Cascadia Mono"/>
-          <w:color w:val="0000FF"/>
-          <w:sz w:val="19"/>
-          <w:szCs w:val="19"/>
-          <w:lang w:val="en-US"/>
-          <w14:ligatures w14:val="standardContextual"/>
-        </w:rPr>
-        <w:t xml:space="preserve">    public class </w:t>
-      </w:r>
-      <w:proofErr w:type="spellStart"/>
-      <w:proofErr w:type="gramStart"/>
-      <w:r>
-        <w:rPr>
-          <w:rFonts w:ascii="Cascadia Mono" w:eastAsiaTheme="minorHAnsi" w:hAnsi="Cascadia Mono" w:cs="Cascadia Mono"/>
-          <w:color w:val="0000FF"/>
-          <w:sz w:val="19"/>
-          <w:szCs w:val="19"/>
-          <w:lang w:val="en-US"/>
-          <w14:ligatures w14:val="standardContextual"/>
-        </w:rPr>
-        <w:t>BlueShapeFactory</w:t>
-      </w:r>
-      <w:proofErr w:type="spellEnd"/>
-      <w:r>
-        <w:rPr>
-          <w:rFonts w:ascii="Cascadia Mono" w:eastAsiaTheme="minorHAnsi" w:hAnsi="Cascadia Mono" w:cs="Cascadia Mono"/>
-          <w:color w:val="0000FF"/>
-          <w:sz w:val="19"/>
-          <w:szCs w:val="19"/>
-          <w:lang w:val="en-US"/>
-          <w14:ligatures w14:val="standardContextual"/>
-        </w:rPr>
-        <w:t xml:space="preserve"> :</w:t>
-      </w:r>
-      <w:proofErr w:type="gramEnd"/>
-      <w:r>
-        <w:rPr>
-          <w:rFonts w:ascii="Cascadia Mono" w:eastAsiaTheme="minorHAnsi" w:hAnsi="Cascadia Mono" w:cs="Cascadia Mono"/>
-          <w:color w:val="0000FF"/>
-          <w:sz w:val="19"/>
-          <w:szCs w:val="19"/>
-          <w:lang w:val="en-US"/>
-          <w14:ligatures w14:val="standardContextual"/>
-        </w:rPr>
-        <w:t xml:space="preserve"> </w:t>
-      </w:r>
-      <w:proofErr w:type="spellStart"/>
-      <w:r>
-        <w:rPr>
-          <w:rFonts w:ascii="Cascadia Mono" w:eastAsiaTheme="minorHAnsi" w:hAnsi="Cascadia Mono" w:cs="Cascadia Mono"/>
-          <w:color w:val="0000FF"/>
-          <w:sz w:val="19"/>
-          <w:szCs w:val="19"/>
-          <w:lang w:val="en-US"/>
-          <w14:ligatures w14:val="standardContextual"/>
-        </w:rPr>
-        <w:t>IShapeFactory</w:t>
-      </w:r>
-      <w:proofErr w:type="spellEnd"/>
-    </w:p>
-    <w:p>
-      <w:pPr>
-        <w:ind w:firstLine="0"/>
-        <w:rPr>
-          <w:rFonts w:ascii="Cascadia Mono" w:eastAsiaTheme="minorHAnsi" w:hAnsi="Cascadia Mono" w:cs="Cascadia Mono"/>
-          <w:color w:val="0000FF"/>
-          <w:sz w:val="19"/>
-          <w:szCs w:val="19"/>
-          <w:lang w:val="en-US"/>
-          <w14:ligatures w14:val="standardContextual"/>
-        </w:rPr>
-      </w:pPr>
-      <w:r>
-        <w:rPr>
-          <w:rFonts w:ascii="Cascadia Mono" w:eastAsiaTheme="minorHAnsi" w:hAnsi="Cascadia Mono" w:cs="Cascadia Mono"/>
-          <w:color w:val="0000FF"/>
-          <w:sz w:val="19"/>
-          <w:szCs w:val="19"/>
-          <w:lang w:val="en-US"/>
-          <w14:ligatures w14:val="standardContextual"/>
-        </w:rPr>
-        <w:t xml:space="preserve">    {</w:t>
-      </w:r>
-    </w:p>
-    <w:p>
-      <w:pPr>
-        <w:ind w:firstLine="0"/>
-        <w:rPr>
-          <w:rFonts w:ascii="Cascadia Mono" w:eastAsiaTheme="minorHAnsi" w:hAnsi="Cascadia Mono" w:cs="Cascadia Mono"/>
-          <w:color w:val="0000FF"/>
-          <w:sz w:val="19"/>
-          <w:szCs w:val="19"/>
-          <w:lang w:val="en-US"/>
-          <w14:ligatures w14:val="standardContextual"/>
-        </w:rPr>
-      </w:pPr>
-      <w:r>
-        <w:rPr>
-          <w:rFonts w:ascii="Cascadia Mono" w:eastAsiaTheme="minorHAnsi" w:hAnsi="Cascadia Mono" w:cs="Cascadia Mono"/>
-          <w:color w:val="0000FF"/>
-          <w:sz w:val="19"/>
-          <w:szCs w:val="19"/>
-          <w:lang w:val="en-US"/>
-          <w14:ligatures w14:val="standardContextual"/>
-        </w:rPr>
-        <w:t xml:space="preserve">        public </w:t>
-      </w:r>
-      <w:proofErr w:type="spellStart"/>
-      <w:r>
-        <w:rPr>
-          <w:rFonts w:ascii="Cascadia Mono" w:eastAsiaTheme="minorHAnsi" w:hAnsi="Cascadia Mono" w:cs="Cascadia Mono"/>
-          <w:color w:val="0000FF"/>
-          <w:sz w:val="19"/>
-          <w:szCs w:val="19"/>
-          <w:lang w:val="en-US"/>
-          <w14:ligatures w14:val="standardContextual"/>
-        </w:rPr>
-        <w:t>IShape</w:t>
-      </w:r>
-      <w:proofErr w:type="spellEnd"/>
-      <w:r>
-        <w:rPr>
-          <w:rFonts w:ascii="Cascadia Mono" w:eastAsiaTheme="minorHAnsi" w:hAnsi="Cascadia Mono" w:cs="Cascadia Mono"/>
-          <w:color w:val="0000FF"/>
-          <w:sz w:val="19"/>
-          <w:szCs w:val="19"/>
-          <w:lang w:val="en-US"/>
-          <w14:ligatures w14:val="standardContextual"/>
-        </w:rPr>
-        <w:t xml:space="preserve"> </w:t>
-      </w:r>
-      <w:proofErr w:type="spellStart"/>
-      <w:proofErr w:type="gramStart"/>
-      <w:r>
-        <w:rPr>
-          <w:rFonts w:ascii="Cascadia Mono" w:eastAsiaTheme="minorHAnsi" w:hAnsi="Cascadia Mono" w:cs="Cascadia Mono"/>
-          <w:color w:val="0000FF"/>
-          <w:sz w:val="19"/>
-          <w:szCs w:val="19"/>
-          <w:lang w:val="en-US"/>
-          <w14:ligatures w14:val="standardContextual"/>
-        </w:rPr>
-        <w:t>CreateCircle</w:t>
-      </w:r>
-      <w:proofErr w:type="spellEnd"/>
-      <w:r>
-        <w:rPr>
-          <w:rFonts w:ascii="Cascadia Mono" w:eastAsiaTheme="minorHAnsi" w:hAnsi="Cascadia Mono" w:cs="Cascadia Mono"/>
-          <w:color w:val="0000FF"/>
-          <w:sz w:val="19"/>
-          <w:szCs w:val="19"/>
-          <w:lang w:val="en-US"/>
-          <w14:ligatures w14:val="standardContextual"/>
-        </w:rPr>
-        <w:t>(</w:t>
-      </w:r>
-      <w:proofErr w:type="gramEnd"/>
-      <w:r>
-        <w:rPr>
-          <w:rFonts w:ascii="Cascadia Mono" w:eastAsiaTheme="minorHAnsi" w:hAnsi="Cascadia Mono" w:cs="Cascadia Mono"/>
-          <w:color w:val="0000FF"/>
-          <w:sz w:val="19"/>
-          <w:szCs w:val="19"/>
-          <w:lang w:val="en-US"/>
-          <w14:ligatures w14:val="standardContextual"/>
-        </w:rPr>
-        <w:t xml:space="preserve">) =&gt; new </w:t>
-      </w:r>
-      <w:proofErr w:type="gramStart"/>
-      <w:r>
-        <w:rPr>
-          <w:rFonts w:ascii="Cascadia Mono" w:eastAsiaTheme="minorHAnsi" w:hAnsi="Cascadia Mono" w:cs="Cascadia Mono"/>
-          <w:color w:val="0000FF"/>
-          <w:sz w:val="19"/>
-          <w:szCs w:val="19"/>
-          <w:lang w:val="en-US"/>
-          <w14:ligatures w14:val="standardContextual"/>
-        </w:rPr>
-        <w:t>Circle(</w:t>
-      </w:r>
-      <w:proofErr w:type="spellStart"/>
-      <w:proofErr w:type="gramEnd"/>
-      <w:r>
-        <w:rPr>
-          <w:rFonts w:ascii="Cascadia Mono" w:eastAsiaTheme="minorHAnsi" w:hAnsi="Cascadia Mono" w:cs="Cascadia Mono"/>
-          <w:color w:val="0000FF"/>
-          <w:sz w:val="19"/>
-          <w:szCs w:val="19"/>
-          <w:lang w:val="en-US"/>
-          <w14:ligatures w14:val="standardContextual"/>
-        </w:rPr>
-        <w:t>Brushes.Blue</w:t>
-      </w:r>
-      <w:proofErr w:type="spellEnd"/>
-      <w:r>
-        <w:rPr>
-          <w:rFonts w:ascii="Cascadia Mono" w:eastAsiaTheme="minorHAnsi" w:hAnsi="Cascadia Mono" w:cs="Cascadia Mono"/>
-          <w:color w:val="0000FF"/>
-          <w:sz w:val="19"/>
-          <w:szCs w:val="19"/>
-          <w:lang w:val="en-US"/>
-          <w14:ligatures w14:val="standardContextual"/>
-        </w:rPr>
-        <w:t>);</w:t>
-      </w:r>
-    </w:p>
-    <w:p>
-      <w:pPr>
-        <w:ind w:firstLine="0"/>
-        <w:rPr>
-          <w:rFonts w:ascii="Cascadia Mono" w:eastAsiaTheme="minorHAnsi" w:hAnsi="Cascadia Mono" w:cs="Cascadia Mono"/>
-          <w:color w:val="0000FF"/>
-          <w:sz w:val="19"/>
-          <w:szCs w:val="19"/>
-          <w:lang w:val="en-US"/>
-          <w14:ligatures w14:val="standardContextual"/>
-        </w:rPr>
-      </w:pPr>
-      <w:r>
-        <w:rPr>
-          <w:rFonts w:ascii="Cascadia Mono" w:eastAsiaTheme="minorHAnsi" w:hAnsi="Cascadia Mono" w:cs="Cascadia Mono"/>
-          <w:color w:val="0000FF"/>
-          <w:sz w:val="19"/>
-          <w:szCs w:val="19"/>
-          <w:lang w:val="en-US"/>
-          <w14:ligatures w14:val="standardContextual"/>
-        </w:rPr>
-        <w:t xml:space="preserve">        public </w:t>
-      </w:r>
-      <w:proofErr w:type="spellStart"/>
-      <w:r>
-        <w:rPr>
-          <w:rFonts w:ascii="Cascadia Mono" w:eastAsiaTheme="minorHAnsi" w:hAnsi="Cascadia Mono" w:cs="Cascadia Mono"/>
-          <w:color w:val="0000FF"/>
-          <w:sz w:val="19"/>
-          <w:szCs w:val="19"/>
-          <w:lang w:val="en-US"/>
-          <w14:ligatures w14:val="standardContextual"/>
-        </w:rPr>
-        <w:t>IShape</w:t>
-      </w:r>
-      <w:proofErr w:type="spellEnd"/>
-      <w:r>
-        <w:rPr>
-          <w:rFonts w:ascii="Cascadia Mono" w:eastAsiaTheme="minorHAnsi" w:hAnsi="Cascadia Mono" w:cs="Cascadia Mono"/>
-          <w:color w:val="0000FF"/>
-          <w:sz w:val="19"/>
-          <w:szCs w:val="19"/>
-          <w:lang w:val="en-US"/>
-          <w14:ligatures w14:val="standardContextual"/>
-        </w:rPr>
-        <w:t xml:space="preserve"> </w:t>
-      </w:r>
-      <w:proofErr w:type="spellStart"/>
-      <w:proofErr w:type="gramStart"/>
-      <w:r>
-        <w:rPr>
-          <w:rFonts w:ascii="Cascadia Mono" w:eastAsiaTheme="minorHAnsi" w:hAnsi="Cascadia Mono" w:cs="Cascadia Mono"/>
-          <w:color w:val="0000FF"/>
-          <w:sz w:val="19"/>
-          <w:szCs w:val="19"/>
-          <w:lang w:val="en-US"/>
-          <w14:ligatures w14:val="standardContextual"/>
-        </w:rPr>
-        <w:t>CreateSquare</w:t>
-      </w:r>
-      <w:proofErr w:type="spellEnd"/>
-      <w:r>
-        <w:rPr>
-          <w:rFonts w:ascii="Cascadia Mono" w:eastAsiaTheme="minorHAnsi" w:hAnsi="Cascadia Mono" w:cs="Cascadia Mono"/>
-          <w:color w:val="0000FF"/>
-          <w:sz w:val="19"/>
-          <w:szCs w:val="19"/>
-          <w:lang w:val="en-US"/>
-          <w14:ligatures w14:val="standardContextual"/>
-        </w:rPr>
-        <w:t>(</w:t>
-      </w:r>
-      <w:proofErr w:type="gramEnd"/>
-      <w:r>
-        <w:rPr>
-          <w:rFonts w:ascii="Cascadia Mono" w:eastAsiaTheme="minorHAnsi" w:hAnsi="Cascadia Mono" w:cs="Cascadia Mono"/>
-          <w:color w:val="0000FF"/>
-          <w:sz w:val="19"/>
-          <w:szCs w:val="19"/>
-          <w:lang w:val="en-US"/>
-          <w14:ligatures w14:val="standardContextual"/>
-        </w:rPr>
-        <w:t xml:space="preserve">) =&gt; new </w:t>
-      </w:r>
-      <w:proofErr w:type="gramStart"/>
-      <w:r>
-        <w:rPr>
-          <w:rFonts w:ascii="Cascadia Mono" w:eastAsiaTheme="minorHAnsi" w:hAnsi="Cascadia Mono" w:cs="Cascadia Mono"/>
-          <w:color w:val="0000FF"/>
-          <w:sz w:val="19"/>
-          <w:szCs w:val="19"/>
-          <w:lang w:val="en-US"/>
-          <w14:ligatures w14:val="standardContextual"/>
-        </w:rPr>
-        <w:t>Square(</w:t>
-      </w:r>
-      <w:proofErr w:type="spellStart"/>
-      <w:proofErr w:type="gramEnd"/>
-      <w:r>
-        <w:rPr>
-          <w:rFonts w:ascii="Cascadia Mono" w:eastAsiaTheme="minorHAnsi" w:hAnsi="Cascadia Mono" w:cs="Cascadia Mono"/>
-          <w:color w:val="0000FF"/>
-          <w:sz w:val="19"/>
-          <w:szCs w:val="19"/>
-          <w:lang w:val="en-US"/>
-          <w14:ligatures w14:val="standardContextual"/>
-        </w:rPr>
-        <w:t>Brushes.Blue</w:t>
-      </w:r>
-      <w:proofErr w:type="spellEnd"/>
-      <w:r>
-        <w:rPr>
-          <w:rFonts w:ascii="Cascadia Mono" w:eastAsiaTheme="minorHAnsi" w:hAnsi="Cascadia Mono" w:cs="Cascadia Mono"/>
-          <w:color w:val="0000FF"/>
-          <w:sz w:val="19"/>
-          <w:szCs w:val="19"/>
-          <w:lang w:val="en-US"/>
-          <w14:ligatures w14:val="standardContextual"/>
-        </w:rPr>
-        <w:t>);</w:t>
-      </w:r>
-    </w:p>
-    <w:p>
-      <w:pPr>
-        <w:ind w:firstLine="0"/>
-        <w:rPr>
-          <w:rFonts w:ascii="Cascadia Mono" w:eastAsiaTheme="minorHAnsi" w:hAnsi="Cascadia Mono" w:cs="Cascadia Mono"/>
-          <w:color w:val="0000FF"/>
-          <w:sz w:val="19"/>
-          <w:szCs w:val="19"/>
-          <w:lang w:val="en-US"/>
-          <w14:ligatures w14:val="standardContextual"/>
-        </w:rPr>
-      </w:pPr>
-      <w:r>
-        <w:rPr>
-          <w:rFonts w:ascii="Cascadia Mono" w:eastAsiaTheme="minorHAnsi" w:hAnsi="Cascadia Mono" w:cs="Cascadia Mono"/>
-          <w:color w:val="0000FF"/>
-          <w:sz w:val="19"/>
-          <w:szCs w:val="19"/>
-          <w:lang w:val="en-US"/>
-          <w14:ligatures w14:val="standardContextual"/>
-        </w:rPr>
-        <w:t xml:space="preserve">        public </w:t>
-      </w:r>
-      <w:proofErr w:type="spellStart"/>
-      <w:r>
-        <w:rPr>
-          <w:rFonts w:ascii="Cascadia Mono" w:eastAsiaTheme="minorHAnsi" w:hAnsi="Cascadia Mono" w:cs="Cascadia Mono"/>
-          <w:color w:val="0000FF"/>
-          <w:sz w:val="19"/>
-          <w:szCs w:val="19"/>
-          <w:lang w:val="en-US"/>
-          <w14:ligatures w14:val="standardContextual"/>
-        </w:rPr>
-        <w:t>IShape</w:t>
-      </w:r>
-      <w:proofErr w:type="spellEnd"/>
-      <w:r>
-        <w:rPr>
-          <w:rFonts w:ascii="Cascadia Mono" w:eastAsiaTheme="minorHAnsi" w:hAnsi="Cascadia Mono" w:cs="Cascadia Mono"/>
-          <w:color w:val="0000FF"/>
-          <w:sz w:val="19"/>
-          <w:szCs w:val="19"/>
-          <w:lang w:val="en-US"/>
-          <w14:ligatures w14:val="standardContextual"/>
-        </w:rPr>
-        <w:t xml:space="preserve"> </w:t>
-      </w:r>
-      <w:proofErr w:type="spellStart"/>
-      <w:proofErr w:type="gramStart"/>
-      <w:r>
-        <w:rPr>
-          <w:rFonts w:ascii="Cascadia Mono" w:eastAsiaTheme="minorHAnsi" w:hAnsi="Cascadia Mono" w:cs="Cascadia Mono"/>
-          <w:color w:val="0000FF"/>
-          <w:sz w:val="19"/>
-          <w:szCs w:val="19"/>
-          <w:lang w:val="en-US"/>
-          <w14:ligatures w14:val="standardContextual"/>
-        </w:rPr>
-        <w:t>CreateTriangle</w:t>
-      </w:r>
-      <w:proofErr w:type="spellEnd"/>
-      <w:r>
-        <w:rPr>
-          <w:rFonts w:ascii="Cascadia Mono" w:eastAsiaTheme="minorHAnsi" w:hAnsi="Cascadia Mono" w:cs="Cascadia Mono"/>
-          <w:color w:val="0000FF"/>
-          <w:sz w:val="19"/>
-          <w:szCs w:val="19"/>
-          <w:lang w:val="en-US"/>
-          <w14:ligatures w14:val="standardContextual"/>
-        </w:rPr>
-        <w:t>(</w:t>
-      </w:r>
-      <w:proofErr w:type="gramEnd"/>
-      <w:r>
-        <w:rPr>
-          <w:rFonts w:ascii="Cascadia Mono" w:eastAsiaTheme="minorHAnsi" w:hAnsi="Cascadia Mono" w:cs="Cascadia Mono"/>
-          <w:color w:val="0000FF"/>
-          <w:sz w:val="19"/>
-          <w:szCs w:val="19"/>
-          <w:lang w:val="en-US"/>
-          <w14:ligatures w14:val="standardContextual"/>
-        </w:rPr>
-        <w:t xml:space="preserve">) =&gt; new </w:t>
-      </w:r>
-      <w:proofErr w:type="gramStart"/>
-      <w:r>
-        <w:rPr>
-          <w:rFonts w:ascii="Cascadia Mono" w:eastAsiaTheme="minorHAnsi" w:hAnsi="Cascadia Mono" w:cs="Cascadia Mono"/>
-          <w:color w:val="0000FF"/>
-          <w:sz w:val="19"/>
-          <w:szCs w:val="19"/>
-          <w:lang w:val="en-US"/>
-          <w14:ligatures w14:val="standardContextual"/>
-        </w:rPr>
-        <w:t>Triangle(</w:t>
-      </w:r>
-      <w:proofErr w:type="spellStart"/>
-      <w:proofErr w:type="gramEnd"/>
-      <w:r>
-        <w:rPr>
-          <w:rFonts w:ascii="Cascadia Mono" w:eastAsiaTheme="minorHAnsi" w:hAnsi="Cascadia Mono" w:cs="Cascadia Mono"/>
-          <w:color w:val="0000FF"/>
-          <w:sz w:val="19"/>
-          <w:szCs w:val="19"/>
-          <w:lang w:val="en-US"/>
-          <w14:ligatures w14:val="standardContextual"/>
-        </w:rPr>
-        <w:t>Brushes.Blue</w:t>
-      </w:r>
-      <w:proofErr w:type="spellEnd"/>
-      <w:r>
-        <w:rPr>
-          <w:rFonts w:ascii="Cascadia Mono" w:eastAsiaTheme="minorHAnsi" w:hAnsi="Cascadia Mono" w:cs="Cascadia Mono"/>
-          <w:color w:val="0000FF"/>
-          <w:sz w:val="19"/>
-          <w:szCs w:val="19"/>
-          <w:lang w:val="en-US"/>
-          <w14:ligatures w14:val="standardContextual"/>
-        </w:rPr>
-        <w:t>);</w:t>
-      </w:r>
-    </w:p>
-    <w:p>
-      <w:pPr>
-        <w:ind w:firstLine="0"/>
-        <w:rPr>
-          <w:rFonts w:ascii="Cascadia Mono" w:eastAsiaTheme="minorHAnsi" w:hAnsi="Cascadia Mono" w:cs="Cascadia Mono"/>
-          <w:color w:val="0000FF"/>
-          <w:sz w:val="19"/>
-          <w:szCs w:val="19"/>
-          <w14:ligatures w14:val="standardContextual"/>
-        </w:rPr>
-      </w:pPr>
-      <w:r>
-        <w:rPr>
-          <w:rFonts w:ascii="Cascadia Mono" w:eastAsiaTheme="minorHAnsi" w:hAnsi="Cascadia Mono" w:cs="Cascadia Mono"/>
-          <w:color w:val="0000FF"/>
-          <w:sz w:val="19"/>
-          <w:szCs w:val="19"/>
-          <w:lang w:val="en-US"/>
-          <w14:ligatures w14:val="standardContextual"/>
-        </w:rPr>
-        <w:t xml:space="preserve">    </w:t>
-      </w:r>
-      <w:r>
-        <w:rPr>
-          <w:rFonts w:ascii="Cascadia Mono" w:eastAsiaTheme="minorHAnsi" w:hAnsi="Cascadia Mono" w:cs="Cascadia Mono"/>
-          <w:color w:val="0000FF"/>
-          <w:sz w:val="19"/>
-          <w:szCs w:val="19"/>
+          <w:rFonts w:ascii="Cascadia Mono" w:eastAsiaTheme="minorHAnsi" w:hAnsi="Cascadia Mono" w:cs="Cascadia Mono"/>
+          <w:color w:val="0000FF"/>
+          <w:sz w:val="19"/>
+          <w:szCs w:val="19"/>
+          <w:lang w:val="en-US"/>
+          <w14:ligatures w14:val="standardContextual"/>
+        </w:rPr>
+      </w:pPr>
+      <w:r>
+        <w:rPr>
+          <w:rFonts w:ascii="Cascadia Mono" w:eastAsiaTheme="minorHAnsi" w:hAnsi="Cascadia Mono" w:cs="Cascadia Mono"/>
+          <w:color w:val="0000FF"/>
+          <w:sz w:val="19"/>
+          <w:szCs w:val="19"/>
+          <w:lang w:val="en-US"/>
           <w14:ligatures w14:val="standardContextual"/>
         </w:rPr>
         <w:t>}</w:t>
@@ -14011,36 +14109,15 @@
       <w:pPr>
         <w:ind w:firstLine="0"/>
         <w:rPr>
-          <w:rFonts w:ascii="Cascadia Mono" w:eastAsiaTheme="minorHAnsi" w:hAnsi="Cascadia Mono" w:cs="Cascadia Mono"/>
-          <w:color w:val="0000FF"/>
-          <w:sz w:val="19"/>
-          <w:szCs w:val="19"/>
-          <w14:ligatures w14:val="standardContextual"/>
-        </w:rPr>
-      </w:pPr>
-      <w:r>
-        <w:rPr>
-          <w:rFonts w:ascii="Cascadia Mono" w:eastAsiaTheme="minorHAnsi" w:hAnsi="Cascadia Mono" w:cs="Cascadia Mono"/>
-          <w:color w:val="0000FF"/>
-          <w:sz w:val="19"/>
-          <w:szCs w:val="19"/>
-          <w14:ligatures w14:val="standardContextual"/>
-        </w:rPr>
-        <w:t>}</w:t>
-      </w:r>
-    </w:p>
-    <w:p>
-      <w:pPr>
-        <w:ind w:firstLine="0"/>
-        <w:rPr>
-          <w:lang w:val="en-US"/>
-        </w:rPr>
-      </w:pPr>
-      <w:proofErr w:type="spellStart"/>
-      <w:r>
+          <w:lang w:val="en-US"/>
+        </w:rPr>
+      </w:pPr>
+      <w:r>
+        <w:rPr>
+          <w:lang w:val="en-US"/>
+        </w:rPr>
         <w:t>GreenShapeFactory</w:t>
       </w:r>
-      <w:proofErr w:type="spellEnd"/>
       <w:r>
         <w:rPr>
           <w:lang w:val="en-US"/>
@@ -14646,6 +14723,7 @@
           <w:color w:val="0000FF"/>
           <w:sz w:val="19"/>
           <w:szCs w:val="19"/>
+          <w:lang w:val="en-US"/>
           <w14:ligatures w14:val="standardContextual"/>
         </w:rPr>
       </w:pPr>
@@ -14666,6 +14744,7 @@
           <w:color w:val="0000FF"/>
           <w:sz w:val="19"/>
           <w:szCs w:val="19"/>
+          <w:lang w:val="en-US"/>
           <w14:ligatures w14:val="standardContextual"/>
         </w:rPr>
         <w:t>}</w:t>
@@ -14679,15 +14758,17 @@
           <w:color w:val="0000FF"/>
           <w:sz w:val="19"/>
           <w:szCs w:val="19"/>
-          <w14:ligatures w14:val="standardContextual"/>
-        </w:rPr>
-      </w:pPr>
-      <w:r>
-        <w:rPr>
-          <w:rFonts w:ascii="Cascadia Mono" w:eastAsiaTheme="minorHAnsi" w:hAnsi="Cascadia Mono" w:cs="Cascadia Mono"/>
-          <w:color w:val="0000FF"/>
-          <w:sz w:val="19"/>
-          <w:szCs w:val="19"/>
+          <w:lang w:val="en-US"/>
+          <w14:ligatures w14:val="standardContextual"/>
+        </w:rPr>
+      </w:pPr>
+      <w:r>
+        <w:rPr>
+          <w:rFonts w:ascii="Cascadia Mono" w:eastAsiaTheme="minorHAnsi" w:hAnsi="Cascadia Mono" w:cs="Cascadia Mono"/>
+          <w:color w:val="0000FF"/>
+          <w:sz w:val="19"/>
+          <w:szCs w:val="19"/>
+          <w:lang w:val="en-US"/>
           <w14:ligatures w14:val="standardContextual"/>
         </w:rPr>
         <w:t>}</w:t>
@@ -14696,12 +14777,16 @@
     <w:p>
       <w:pPr>
         <w:ind w:firstLine="0"/>
-      </w:pPr>
-      <w:proofErr w:type="spellStart"/>
-      <w:r>
+        <w:rPr>
+          <w:lang w:val="en-US"/>
+        </w:rPr>
+      </w:pPr>
+      <w:r>
+        <w:rPr>
+          <w:lang w:val="en-US"/>
+        </w:rPr>
         <w:t>RedShapeFactory</w:t>
       </w:r>
-      <w:proofErr w:type="spellEnd"/>
       <w:r>
         <w:rPr>
           <w:lang w:val="en-US"/>
@@ -15298,6 +15383,7 @@
           <w:color w:val="0000FF"/>
           <w:sz w:val="19"/>
           <w:szCs w:val="19"/>
+          <w:lang w:val="en-US"/>
           <w14:ligatures w14:val="standardContextual"/>
         </w:rPr>
       </w:pPr>
@@ -15318,6 +15404,7 @@
           <w:color w:val="0000FF"/>
           <w:sz w:val="19"/>
           <w:szCs w:val="19"/>
+          <w:lang w:val="en-US"/>
           <w14:ligatures w14:val="standardContextual"/>
         </w:rPr>
         <w:t>}</w:t>
@@ -15331,15 +15418,17 @@
           <w:color w:val="0000FF"/>
           <w:sz w:val="19"/>
           <w:szCs w:val="19"/>
-          <w14:ligatures w14:val="standardContextual"/>
-        </w:rPr>
-      </w:pPr>
-      <w:r>
-        <w:rPr>
-          <w:rFonts w:ascii="Cascadia Mono" w:eastAsiaTheme="minorHAnsi" w:hAnsi="Cascadia Mono" w:cs="Cascadia Mono"/>
-          <w:color w:val="0000FF"/>
-          <w:sz w:val="19"/>
-          <w:szCs w:val="19"/>
+          <w:lang w:val="en-US"/>
+          <w14:ligatures w14:val="standardContextual"/>
+        </w:rPr>
+      </w:pPr>
+      <w:r>
+        <w:rPr>
+          <w:rFonts w:ascii="Cascadia Mono" w:eastAsiaTheme="minorHAnsi" w:hAnsi="Cascadia Mono" w:cs="Cascadia Mono"/>
+          <w:color w:val="0000FF"/>
+          <w:sz w:val="19"/>
+          <w:szCs w:val="19"/>
+          <w:lang w:val="en-US"/>
           <w14:ligatures w14:val="standardContextual"/>
         </w:rPr>
         <w:t>}</w:t>
@@ -15352,11 +15441,12 @@
           <w:lang w:val="en-US"/>
         </w:rPr>
       </w:pPr>
-      <w:proofErr w:type="spellStart"/>
-      <w:r>
+      <w:r>
+        <w:rPr>
+          <w:lang w:val="en-US"/>
+        </w:rPr>
         <w:t>IShape</w:t>
       </w:r>
-      <w:proofErr w:type="spellEnd"/>
       <w:r>
         <w:rPr>
           <w:lang w:val="en-US"/>
@@ -16595,6 +16685,7 @@
           <w:color w:val="0000FF"/>
           <w:sz w:val="19"/>
           <w:szCs w:val="19"/>
+          <w:lang w:val="en-US"/>
           <w14:ligatures w14:val="standardContextual"/>
         </w:rPr>
       </w:pPr>
@@ -16618,6 +16709,9 @@
         </w:rPr>
       </w:pPr>
       <w:r>
+        <w:rPr>
+          <w:lang w:val="en-US"/>
+        </w:rPr>
         <w:t>Square</w:t>
       </w:r>
       <w:r>
@@ -17597,6 +17691,7 @@
           <w:color w:val="0000FF"/>
           <w:sz w:val="19"/>
           <w:szCs w:val="19"/>
+          <w:lang w:val="en-US"/>
           <w14:ligatures w14:val="standardContextual"/>
         </w:rPr>
       </w:pPr>
@@ -17615,12 +17710,16 @@
     <w:p>
       <w:pPr>
         <w:ind w:firstLine="0"/>
-      </w:pPr>
-      <w:proofErr w:type="spellStart"/>
-      <w:r>
+        <w:rPr>
+          <w:lang w:val="en-US"/>
+        </w:rPr>
+      </w:pPr>
+      <w:r>
+        <w:rPr>
+          <w:lang w:val="en-US"/>
+        </w:rPr>
         <w:t>Triangle</w:t>
       </w:r>
-      <w:proofErr w:type="spellEnd"/>
       <w:r>
         <w:rPr>
           <w:lang w:val="en-US"/>
@@ -18686,6 +18785,7 @@
           <w:color w:val="0000FF"/>
           <w:sz w:val="19"/>
           <w:szCs w:val="19"/>
+          <w:lang w:val="en-US"/>
           <w14:ligatures w14:val="standardContextual"/>
         </w:rPr>
       </w:pPr>
@@ -18706,6 +18806,7 @@
           <w:color w:val="0000FF"/>
           <w:sz w:val="19"/>
           <w:szCs w:val="19"/>
+          <w:lang w:val="en-US"/>
           <w14:ligatures w14:val="standardContextual"/>
         </w:rPr>
         <w:t>}</w:t>
@@ -18728,9 +18829,20 @@
           <w:color w:val="0000FF"/>
           <w:sz w:val="19"/>
           <w:szCs w:val="19"/>
-          <w14:ligatures w14:val="standardContextual"/>
-        </w:rPr>
-        <w:t xml:space="preserve">    }</w:t>
+          <w:lang w:val="en-US"/>
+          <w14:ligatures w14:val="standardContextual"/>
+        </w:rPr>
+        <w:t xml:space="preserve">    </w:t>
+      </w:r>
+      <w:r>
+        <w:rPr>
+          <w:rFonts w:ascii="Cascadia Mono" w:eastAsiaTheme="minorHAnsi" w:hAnsi="Cascadia Mono" w:cs="Cascadia Mono"/>
+          <w:color w:val="0000FF"/>
+          <w:sz w:val="19"/>
+          <w:szCs w:val="19"/>
+          <w14:ligatures w14:val="standardContextual"/>
+        </w:rPr>
+        <w:t>}</w:t>
       </w:r>
     </w:p>
     <w:p>
@@ -19994,6 +20106,7 @@
   <w:style w:type="character" w:default="1" w:styleId="a0">
     <w:name w:val="Default Paragraph Font"/>
     <w:uiPriority w:val="1"/>
+    <w:semiHidden/>
     <w:unhideWhenUsed/>
   </w:style>
   <w:style w:type="table" w:default="1" w:styleId="a1">
